--- a/fiction/drafts/third-person/tpp-aeirn-1_20250608-0448.docx
+++ b/fiction/drafts/third-person/tpp-aeirn-1_20250608-0448.docx
@@ -1,20 +1,20 @@
 
 <file path=word/document.xml><?xml version="1.0" encoding="utf-8"?>
-<w:document xmlns:ve="http://schemas.openxmlformats.org/markup-compatibility/2006" xmlns:o="urn:schemas-microsoft-com:office:office" xmlns:r="http://schemas.openxmlformats.org/officeDocument/2006/relationships" xmlns:m="http://schemas.openxmlformats.org/officeDocument/2006/math" xmlns:v="urn:schemas-microsoft-com:vml" xmlns:wp="http://schemas.openxmlformats.org/drawingml/2006/wordprocessingDrawing" xmlns:w10="urn:schemas-microsoft-com:office:word" xmlns:w="http://schemas.openxmlformats.org/wordprocessingml/2006/main" xmlns:wne="http://schemas.microsoft.com/office/word/2006/wordml">
+<w:document xmlns:wpc="http://schemas.microsoft.com/office/word/2010/wordprocessingCanvas" xmlns:cx="http://schemas.microsoft.com/office/drawing/2014/chartex" xmlns:cx1="http://schemas.microsoft.com/office/drawing/2015/9/8/chartex" xmlns:cx2="http://schemas.microsoft.com/office/drawing/2015/10/21/chartex" xmlns:cx3="http://schemas.microsoft.com/office/drawing/2016/5/9/chartex" xmlns:cx4="http://schemas.microsoft.com/office/drawing/2016/5/10/chartex" xmlns:cx5="http://schemas.microsoft.com/office/drawing/2016/5/11/chartex" xmlns:cx6="http://schemas.microsoft.com/office/drawing/2016/5/12/chartex" xmlns:cx7="http://schemas.microsoft.com/office/drawing/2016/5/13/chartex" xmlns:cx8="http://schemas.microsoft.com/office/drawing/2016/5/14/chartex" xmlns:mc="http://schemas.openxmlformats.org/markup-compatibility/2006" xmlns:aink="http://schemas.microsoft.com/office/drawing/2016/ink" xmlns:am3d="http://schemas.microsoft.com/office/drawing/2017/model3d" xmlns:o="urn:schemas-microsoft-com:office:office" xmlns:oel="http://schemas.microsoft.com/office/2019/extlst" xmlns:r="http://schemas.openxmlformats.org/officeDocument/2006/relationships" xmlns:m="http://schemas.openxmlformats.org/officeDocument/2006/math" xmlns:v="urn:schemas-microsoft-com:vml" xmlns:wp14="http://schemas.microsoft.com/office/word/2010/wordprocessingDrawing" xmlns:wp="http://schemas.openxmlformats.org/drawingml/2006/wordprocessingDrawing" xmlns:w10="urn:schemas-microsoft-com:office:word" xmlns:w="http://schemas.openxmlformats.org/wordprocessingml/2006/main" xmlns:w14="http://schemas.microsoft.com/office/word/2010/wordml" xmlns:w15="http://schemas.microsoft.com/office/word/2012/wordml" xmlns:w16cex="http://schemas.microsoft.com/office/word/2018/wordml/cex" xmlns:w16cid="http://schemas.microsoft.com/office/word/2016/wordml/cid" xmlns:w16="http://schemas.microsoft.com/office/word/2018/wordml" xmlns:w16du="http://schemas.microsoft.com/office/word/2023/wordml/word16du" xmlns:w16sdtdh="http://schemas.microsoft.com/office/word/2020/wordml/sdtdatahash" xmlns:w16sdtfl="http://schemas.microsoft.com/office/word/2024/wordml/sdtformatlock" xmlns:w16se="http://schemas.microsoft.com/office/word/2015/wordml/symex" xmlns:wpg="http://schemas.microsoft.com/office/word/2010/wordprocessingGroup" xmlns:wpi="http://schemas.microsoft.com/office/word/2010/wordprocessingInk" xmlns:wne="http://schemas.microsoft.com/office/word/2006/wordml" xmlns:wps="http://schemas.microsoft.com/office/word/2010/wordprocessingShape" mc:Ignorable="w14 w15 w16se w16cid w16 w16cex w16sdtdh w16sdtfl w16du wp14">
   <w:body>
     <w:p>
       <w:pPr>
         <w:pStyle w:val="AesBodyTextDP"/>
         <w:ind w:left="0"/>
         <w:rPr>
-          <w:rFonts w:ascii="Times New Roman" w:hAnsi="Times New Roman"/>
-          <w:sz w:val="24"/>
-          <w:szCs w:val="24"/>
-        </w:rPr>
-      </w:pPr>
-      <w:r>
-        <w:rPr>
-          <w:rFonts w:ascii="Times New Roman" w:hAnsi="Times New Roman"/>
+          <w:rFonts w:ascii="Montserrat" w:hAnsi="Montserrat"/>
+          <w:sz w:val="24"/>
+          <w:szCs w:val="24"/>
+        </w:rPr>
+      </w:pPr>
+      <w:r>
+        <w:rPr>
+          <w:rFonts w:ascii="Montserrat" w:hAnsi="Montserrat"/>
           <w:sz w:val="24"/>
           <w:szCs w:val="24"/>
         </w:rPr>
@@ -22,7 +22,7 @@
       </w:r>
       <w:r>
         <w:rPr>
-          <w:rFonts w:ascii="Times New Roman" w:hAnsi="Times New Roman"/>
+          <w:rFonts w:ascii="Montserrat" w:hAnsi="Montserrat"/>
           <w:sz w:val="24"/>
           <w:szCs w:val="24"/>
         </w:rPr>
@@ -30,7 +30,7 @@
       </w:r>
       <w:r>
         <w:rPr>
-          <w:rFonts w:ascii="Times New Roman" w:hAnsi="Times New Roman"/>
+          <w:rFonts w:ascii="Montserrat" w:hAnsi="Montserrat"/>
           <w:sz w:val="24"/>
           <w:szCs w:val="24"/>
         </w:rPr>
@@ -38,7 +38,7 @@
       </w:r>
       <w:r>
         <w:rPr>
-          <w:rFonts w:ascii="Times New Roman" w:hAnsi="Times New Roman"/>
+          <w:rFonts w:ascii="Montserrat" w:hAnsi="Montserrat"/>
           <w:sz w:val="24"/>
           <w:szCs w:val="24"/>
         </w:rPr>
@@ -46,7 +46,7 @@
       </w:r>
       <w:r>
         <w:rPr>
-          <w:rFonts w:ascii="Times New Roman" w:hAnsi="Times New Roman"/>
+          <w:rFonts w:ascii="Montserrat" w:hAnsi="Montserrat"/>
           <w:sz w:val="24"/>
           <w:szCs w:val="24"/>
         </w:rPr>
@@ -57,7 +57,7 @@
       <w:pPr>
         <w:spacing w:after="0" w:line="360" w:lineRule="auto"/>
         <w:rPr>
-          <w:rFonts w:ascii="Times New Roman" w:hAnsi="Times New Roman"/>
+          <w:rFonts w:ascii="Montserrat" w:hAnsi="Montserrat"/>
           <w:color w:val="808080"/>
           <w:sz w:val="24"/>
           <w:szCs w:val="24"/>
@@ -65,21 +65,12 @@
       </w:pPr>
       <w:r>
         <w:rPr>
-          <w:rFonts w:ascii="Times New Roman" w:hAnsi="Times New Roman"/>
+          <w:rFonts w:ascii="Montserrat" w:hAnsi="Montserrat"/>
           <w:color w:val="808080"/>
           <w:sz w:val="24"/>
           <w:szCs w:val="24"/>
         </w:rPr>
-        <w:t>A very early draft introduction of a Child of Paradox tale</w:t>
-      </w:r>
-      <w:r>
-        <w:rPr>
-          <w:rFonts w:ascii="Times New Roman" w:hAnsi="Times New Roman"/>
-          <w:color w:val="808080"/>
-          <w:sz w:val="24"/>
-          <w:szCs w:val="24"/>
-        </w:rPr>
-        <w:t xml:space="preserve">.  </w:t>
+        <w:t xml:space="preserve">A very early draft introduction of a Child of Paradox tale.  </w:t>
       </w:r>
     </w:p>
     <w:p>
@@ -87,52 +78,110 @@
         <w:spacing w:after="0" w:line="360" w:lineRule="auto"/>
         <w:jc w:val="right"/>
         <w:rPr>
-          <w:rFonts w:ascii="Times New Roman" w:hAnsi="Times New Roman"/>
+          <w:rFonts w:ascii="Montserrat" w:hAnsi="Montserrat"/>
           <w:color w:val="808080"/>
           <w:sz w:val="24"/>
           <w:szCs w:val="24"/>
         </w:rPr>
       </w:pPr>
-      <w:fldSimple w:instr=" NUMPAGES  \* MERGEFORMAT ">
-        <w:r>
-          <w:rPr>
-            <w:rFonts w:ascii="Times New Roman" w:hAnsi="Times New Roman"/>
-            <w:noProof/>
-            <w:color w:val="808080"/>
-            <w:sz w:val="24"/>
-            <w:szCs w:val="24"/>
-          </w:rPr>
-          <w:t>8</w:t>
-        </w:r>
-      </w:fldSimple>
-      <w:r>
-        <w:rPr>
-          <w:rFonts w:ascii="Times New Roman" w:hAnsi="Times New Roman"/>
+      <w:r>
+        <w:rPr>
+          <w:rFonts w:ascii="Montserrat" w:hAnsi="Montserrat"/>
+          <w:sz w:val="24"/>
+        </w:rPr>
+        <w:fldChar w:fldCharType="begin"/>
+      </w:r>
+      <w:r>
+        <w:rPr>
+          <w:rFonts w:ascii="Montserrat" w:hAnsi="Montserrat"/>
+          <w:sz w:val="24"/>
+        </w:rPr>
+        <w:instrText xml:space="preserve"> NUMPAGES  \* MERGEFORMAT </w:instrText>
+      </w:r>
+      <w:r>
+        <w:rPr>
+          <w:rFonts w:ascii="Montserrat" w:hAnsi="Montserrat"/>
+          <w:sz w:val="24"/>
+        </w:rPr>
+        <w:fldChar w:fldCharType="separate"/>
+      </w:r>
+      <w:r>
+        <w:rPr>
+          <w:rFonts w:ascii="Montserrat" w:hAnsi="Montserrat"/>
+          <w:noProof/>
           <w:color w:val="808080"/>
           <w:sz w:val="24"/>
           <w:szCs w:val="24"/>
         </w:rPr>
+        <w:t>8</w:t>
+      </w:r>
+      <w:r>
+        <w:rPr>
+          <w:rFonts w:ascii="Montserrat" w:hAnsi="Montserrat"/>
+          <w:noProof/>
+          <w:color w:val="808080"/>
+          <w:sz w:val="24"/>
+          <w:szCs w:val="24"/>
+        </w:rPr>
+        <w:fldChar w:fldCharType="end"/>
+      </w:r>
+      <w:r>
+        <w:rPr>
+          <w:rFonts w:ascii="Montserrat" w:hAnsi="Montserrat"/>
+          <w:color w:val="808080"/>
+          <w:sz w:val="24"/>
+          <w:szCs w:val="24"/>
+        </w:rPr>
         <w:t xml:space="preserve"> pages ∙ </w:t>
       </w:r>
-      <w:fldSimple w:instr=" NUMWORDS  \* MERGEFORMAT ">
-        <w:r>
-          <w:rPr>
-            <w:rFonts w:ascii="Times New Roman" w:hAnsi="Times New Roman"/>
-            <w:noProof/>
-            <w:color w:val="808080"/>
-            <w:sz w:val="24"/>
-            <w:szCs w:val="24"/>
-          </w:rPr>
-          <w:t>3106</w:t>
-        </w:r>
-      </w:fldSimple>
-      <w:r>
-        <w:rPr>
-          <w:rFonts w:ascii="Times New Roman" w:hAnsi="Times New Roman"/>
+      <w:r>
+        <w:rPr>
+          <w:rFonts w:ascii="Montserrat" w:hAnsi="Montserrat"/>
+          <w:sz w:val="24"/>
+        </w:rPr>
+        <w:fldChar w:fldCharType="begin"/>
+      </w:r>
+      <w:r>
+        <w:rPr>
+          <w:rFonts w:ascii="Montserrat" w:hAnsi="Montserrat"/>
+          <w:sz w:val="24"/>
+        </w:rPr>
+        <w:instrText xml:space="preserve"> NUMWORDS  \* MERGEFORMAT </w:instrText>
+      </w:r>
+      <w:r>
+        <w:rPr>
+          <w:rFonts w:ascii="Montserrat" w:hAnsi="Montserrat"/>
+          <w:sz w:val="24"/>
+        </w:rPr>
+        <w:fldChar w:fldCharType="separate"/>
+      </w:r>
+      <w:r>
+        <w:rPr>
+          <w:rFonts w:ascii="Montserrat" w:hAnsi="Montserrat"/>
+          <w:noProof/>
           <w:color w:val="808080"/>
           <w:sz w:val="24"/>
           <w:szCs w:val="24"/>
         </w:rPr>
+        <w:t>3106</w:t>
+      </w:r>
+      <w:r>
+        <w:rPr>
+          <w:rFonts w:ascii="Montserrat" w:hAnsi="Montserrat"/>
+          <w:noProof/>
+          <w:color w:val="808080"/>
+          <w:sz w:val="24"/>
+          <w:szCs w:val="24"/>
+        </w:rPr>
+        <w:fldChar w:fldCharType="end"/>
+      </w:r>
+      <w:r>
+        <w:rPr>
+          <w:rFonts w:ascii="Montserrat" w:hAnsi="Montserrat"/>
+          <w:color w:val="808080"/>
+          <w:sz w:val="24"/>
+          <w:szCs w:val="24"/>
+        </w:rPr>
         <w:t xml:space="preserve"> words</w:t>
       </w:r>
     </w:p>
@@ -140,7 +189,7 @@
       <w:pPr>
         <w:spacing w:after="0" w:line="360" w:lineRule="auto"/>
         <w:rPr>
-          <w:rFonts w:ascii="Times New Roman" w:hAnsi="Times New Roman"/>
+          <w:rFonts w:ascii="Montserrat" w:hAnsi="Montserrat"/>
           <w:sz w:val="24"/>
           <w:szCs w:val="24"/>
         </w:rPr>
@@ -150,25 +199,25 @@
       <w:pPr>
         <w:spacing w:after="0" w:line="360" w:lineRule="auto"/>
         <w:rPr>
-          <w:rFonts w:ascii="Times New Roman" w:hAnsi="Times New Roman"/>
-          <w:sz w:val="24"/>
-          <w:szCs w:val="24"/>
-        </w:rPr>
-      </w:pPr>
-    </w:p>
-    <w:p>
-      <w:pPr>
-        <w:pStyle w:val="AesBodyTextDP"/>
-        <w:ind w:left="0"/>
-        <w:rPr>
-          <w:rFonts w:ascii="Times New Roman" w:hAnsi="Times New Roman"/>
-          <w:sz w:val="24"/>
-          <w:szCs w:val="24"/>
-        </w:rPr>
-      </w:pPr>
-      <w:r>
-        <w:rPr>
-          <w:rFonts w:ascii="Times New Roman" w:hAnsi="Times New Roman"/>
+          <w:rFonts w:ascii="Montserrat" w:hAnsi="Montserrat"/>
+          <w:sz w:val="24"/>
+          <w:szCs w:val="24"/>
+        </w:rPr>
+      </w:pPr>
+    </w:p>
+    <w:p>
+      <w:pPr>
+        <w:pStyle w:val="AesBodyTextDP"/>
+        <w:ind w:left="0"/>
+        <w:rPr>
+          <w:rFonts w:ascii="Montserrat" w:hAnsi="Montserrat"/>
+          <w:sz w:val="24"/>
+          <w:szCs w:val="24"/>
+        </w:rPr>
+      </w:pPr>
+      <w:r>
+        <w:rPr>
+          <w:rFonts w:ascii="Montserrat" w:hAnsi="Montserrat"/>
           <w:sz w:val="24"/>
           <w:szCs w:val="24"/>
         </w:rPr>
@@ -176,7 +225,7 @@
       </w:r>
       <w:r>
         <w:rPr>
-          <w:rFonts w:ascii="Times New Roman" w:hAnsi="Times New Roman"/>
+          <w:rFonts w:ascii="Montserrat" w:hAnsi="Montserrat"/>
           <w:sz w:val="24"/>
           <w:szCs w:val="24"/>
         </w:rPr>
@@ -189,14 +238,14 @@
         <w:pStyle w:val="AesBodyTextDP"/>
         <w:ind w:left="0"/>
         <w:rPr>
-          <w:rFonts w:ascii="Times New Roman" w:hAnsi="Times New Roman"/>
-          <w:sz w:val="24"/>
-          <w:szCs w:val="24"/>
-        </w:rPr>
-      </w:pPr>
-      <w:r>
-        <w:rPr>
-          <w:rFonts w:ascii="Times New Roman" w:hAnsi="Times New Roman"/>
+          <w:rFonts w:ascii="Montserrat" w:hAnsi="Montserrat"/>
+          <w:sz w:val="24"/>
+          <w:szCs w:val="24"/>
+        </w:rPr>
+      </w:pPr>
+      <w:r>
+        <w:rPr>
+          <w:rFonts w:ascii="Montserrat" w:hAnsi="Montserrat"/>
           <w:sz w:val="24"/>
           <w:szCs w:val="24"/>
         </w:rPr>
@@ -209,14 +258,14 @@
         <w:pStyle w:val="AesBodyTextDP"/>
         <w:ind w:left="0"/>
         <w:rPr>
-          <w:rFonts w:ascii="Times New Roman" w:hAnsi="Times New Roman"/>
-          <w:sz w:val="24"/>
-          <w:szCs w:val="24"/>
-        </w:rPr>
-      </w:pPr>
-      <w:r>
-        <w:rPr>
-          <w:rFonts w:ascii="Times New Roman" w:hAnsi="Times New Roman"/>
+          <w:rFonts w:ascii="Montserrat" w:hAnsi="Montserrat"/>
+          <w:sz w:val="24"/>
+          <w:szCs w:val="24"/>
+        </w:rPr>
+      </w:pPr>
+      <w:r>
+        <w:rPr>
+          <w:rFonts w:ascii="Montserrat" w:hAnsi="Montserrat"/>
           <w:sz w:val="24"/>
           <w:szCs w:val="24"/>
         </w:rPr>
@@ -229,14 +278,14 @@
         <w:pStyle w:val="AesBodyTextDP"/>
         <w:ind w:left="0"/>
         <w:rPr>
-          <w:rFonts w:ascii="Times New Roman" w:hAnsi="Times New Roman"/>
-          <w:sz w:val="24"/>
-          <w:szCs w:val="24"/>
-        </w:rPr>
-      </w:pPr>
-      <w:r>
-        <w:rPr>
-          <w:rFonts w:ascii="Times New Roman" w:hAnsi="Times New Roman"/>
+          <w:rFonts w:ascii="Montserrat" w:hAnsi="Montserrat"/>
+          <w:sz w:val="24"/>
+          <w:szCs w:val="24"/>
+        </w:rPr>
+      </w:pPr>
+      <w:r>
+        <w:rPr>
+          <w:rFonts w:ascii="Montserrat" w:hAnsi="Montserrat"/>
           <w:sz w:val="24"/>
           <w:szCs w:val="24"/>
         </w:rPr>
@@ -245,7 +294,7 @@
       </w:r>
       <w:r>
         <w:rPr>
-          <w:rFonts w:ascii="Times New Roman" w:hAnsi="Times New Roman"/>
+          <w:rFonts w:ascii="Montserrat" w:hAnsi="Montserrat"/>
           <w:sz w:val="24"/>
           <w:szCs w:val="24"/>
         </w:rPr>
@@ -254,36 +303,27 @@
       </w:r>
       <w:r>
         <w:rPr>
-          <w:rFonts w:ascii="Times New Roman" w:hAnsi="Times New Roman"/>
+          <w:rFonts w:ascii="Montserrat" w:hAnsi="Montserrat"/>
           <w:sz w:val="24"/>
           <w:szCs w:val="24"/>
         </w:rPr>
         <w:noBreakHyphen/>
-        <w:t xml:space="preserve">city. Before reaching the wall, he turned from the path and strode unerringly into a natural alcove protecting a concealed entrance into the fortress. With but a meaningful glance from the figure, the massive stone gate was compelled to open itself, with an unnatural </w:t>
-      </w:r>
-      <w:r>
-        <w:rPr>
-          <w:rFonts w:ascii="Times New Roman" w:hAnsi="Times New Roman"/>
-          <w:sz w:val="24"/>
-          <w:szCs w:val="24"/>
-        </w:rPr>
-        <w:lastRenderedPageBreak/>
-        <w:t xml:space="preserve">silence. Inside, protected from the storm, was a narrow passageway, leading under the abandoned outer city, into the heart of the massive complex within. </w:t>
-      </w:r>
-    </w:p>
-    <w:p>
-      <w:pPr>
-        <w:pStyle w:val="AesBodyTextDP"/>
-        <w:ind w:left="0"/>
-        <w:rPr>
-          <w:rFonts w:ascii="Times New Roman" w:hAnsi="Times New Roman"/>
-          <w:sz w:val="24"/>
-          <w:szCs w:val="24"/>
-        </w:rPr>
-      </w:pPr>
-      <w:r>
-        <w:rPr>
-          <w:rFonts w:ascii="Times New Roman" w:hAnsi="Times New Roman"/>
+        <w:t xml:space="preserve">city. Before reaching the wall, he turned from the path and strode unerringly into a natural alcove protecting a concealed entrance into the fortress. With but a meaningful glance from the figure, the massive stone gate was compelled to open itself, with an unnatural silence. Inside, protected from the storm, was a narrow passageway, leading under the abandoned outer city, into the heart of the massive complex within. </w:t>
+      </w:r>
+    </w:p>
+    <w:p>
+      <w:pPr>
+        <w:pStyle w:val="AesBodyTextDP"/>
+        <w:ind w:left="0"/>
+        <w:rPr>
+          <w:rFonts w:ascii="Montserrat" w:hAnsi="Montserrat"/>
+          <w:sz w:val="24"/>
+          <w:szCs w:val="24"/>
+        </w:rPr>
+      </w:pPr>
+      <w:r>
+        <w:rPr>
+          <w:rFonts w:ascii="Montserrat" w:hAnsi="Montserrat"/>
           <w:sz w:val="24"/>
           <w:szCs w:val="24"/>
         </w:rPr>
@@ -296,14 +336,14 @@
         <w:pStyle w:val="AesBodyTextDP"/>
         <w:ind w:left="0"/>
         <w:rPr>
-          <w:rFonts w:ascii="Times New Roman" w:hAnsi="Times New Roman"/>
-          <w:sz w:val="24"/>
-          <w:szCs w:val="24"/>
-        </w:rPr>
-      </w:pPr>
-      <w:r>
-        <w:rPr>
-          <w:rFonts w:ascii="Times New Roman" w:hAnsi="Times New Roman"/>
+          <w:rFonts w:ascii="Montserrat" w:hAnsi="Montserrat"/>
+          <w:sz w:val="24"/>
+          <w:szCs w:val="24"/>
+        </w:rPr>
+      </w:pPr>
+      <w:r>
+        <w:rPr>
+          <w:rFonts w:ascii="Montserrat" w:hAnsi="Montserrat"/>
           <w:sz w:val="24"/>
           <w:szCs w:val="24"/>
         </w:rPr>
@@ -312,7 +352,7 @@
       </w:r>
       <w:r>
         <w:rPr>
-          <w:rFonts w:ascii="Times New Roman" w:hAnsi="Times New Roman"/>
+          <w:rFonts w:ascii="Montserrat" w:hAnsi="Montserrat"/>
           <w:sz w:val="24"/>
           <w:szCs w:val="24"/>
         </w:rPr>
@@ -321,7 +361,7 @@
       </w:r>
       <w:r>
         <w:rPr>
-          <w:rFonts w:ascii="Times New Roman" w:hAnsi="Times New Roman"/>
+          <w:rFonts w:ascii="Montserrat" w:hAnsi="Montserrat"/>
           <w:sz w:val="24"/>
           <w:szCs w:val="24"/>
         </w:rPr>
@@ -330,7 +370,7 @@
       </w:r>
       <w:r>
         <w:rPr>
-          <w:rFonts w:ascii="Times New Roman" w:hAnsi="Times New Roman"/>
+          <w:rFonts w:ascii="Montserrat" w:hAnsi="Montserrat"/>
           <w:sz w:val="24"/>
           <w:szCs w:val="24"/>
         </w:rPr>
@@ -343,7 +383,7 @@
         <w:pStyle w:val="AesBodyTextDP"/>
         <w:ind w:left="0"/>
         <w:rPr>
-          <w:rFonts w:ascii="Times New Roman" w:hAnsi="Times New Roman"/>
+          <w:rFonts w:ascii="Montserrat" w:hAnsi="Montserrat"/>
           <w:color w:val="1F497D" w:themeColor="text2"/>
           <w:sz w:val="24"/>
           <w:szCs w:val="24"/>
@@ -356,7 +396,7 @@
         <w:spacing w:after="0" w:line="360" w:lineRule="auto"/>
         <w:jc w:val="both"/>
         <w:rPr>
-          <w:rFonts w:ascii="Times New Roman" w:hAnsi="Times New Roman" w:cs="Times New Roman"/>
+          <w:rFonts w:ascii="Montserrat" w:hAnsi="Montserrat" w:cs="Times New Roman"/>
           <w:color w:val="1F497D" w:themeColor="text2"/>
           <w:sz w:val="24"/>
           <w:szCs w:val="24"/>
@@ -369,7 +409,7 @@
         <w:spacing w:after="0" w:line="360" w:lineRule="auto"/>
         <w:jc w:val="both"/>
         <w:rPr>
-          <w:rFonts w:ascii="Times New Roman" w:hAnsi="Times New Roman" w:cs="Times New Roman"/>
+          <w:rFonts w:ascii="Montserrat" w:hAnsi="Montserrat" w:cs="Times New Roman"/>
           <w:color w:val="1F497D" w:themeColor="text2"/>
           <w:sz w:val="24"/>
           <w:szCs w:val="24"/>
@@ -377,7 +417,7 @@
       </w:pPr>
       <w:r>
         <w:rPr>
-          <w:rFonts w:ascii="Times New Roman" w:hAnsi="Times New Roman" w:cs="Times New Roman"/>
+          <w:rFonts w:ascii="Montserrat" w:hAnsi="Montserrat" w:cs="Times New Roman"/>
           <w:color w:val="1F497D" w:themeColor="text2"/>
           <w:sz w:val="24"/>
           <w:szCs w:val="24"/>
@@ -391,7 +431,7 @@
         <w:spacing w:after="0" w:line="360" w:lineRule="auto"/>
         <w:jc w:val="both"/>
         <w:rPr>
-          <w:rFonts w:ascii="Times New Roman" w:hAnsi="Times New Roman" w:cs="Times New Roman"/>
+          <w:rFonts w:ascii="Montserrat" w:hAnsi="Montserrat" w:cs="Times New Roman"/>
           <w:color w:val="1F497D" w:themeColor="text2"/>
           <w:sz w:val="24"/>
           <w:szCs w:val="24"/>
@@ -399,23 +439,13 @@
       </w:pPr>
       <w:r>
         <w:rPr>
-          <w:rFonts w:ascii="Times New Roman" w:hAnsi="Times New Roman" w:cs="Times New Roman"/>
+          <w:rFonts w:ascii="Montserrat" w:hAnsi="Montserrat" w:cs="Times New Roman"/>
           <w:color w:val="1F497D" w:themeColor="text2"/>
           <w:sz w:val="24"/>
           <w:szCs w:val="24"/>
         </w:rPr>
         <w:tab/>
-        <w:t xml:space="preserve"> A cloaked figure emerged from the fog, crossing the damp, black sand of a secluded cove. The dissolving haze revealed a shore devoid of any clues to the manner of his arrival. Accompanied only by the steady sound of his footsteps, he made his way through the rocks beached at the foot of the cliff. High above, light appeared, spilling from a window and he glanced up. He nodded once and continued on, following a path </w:t>
-      </w:r>
-      <w:r>
-        <w:rPr>
-          <w:rFonts w:ascii="Times New Roman" w:hAnsi="Times New Roman" w:cs="Times New Roman"/>
-          <w:color w:val="1F497D" w:themeColor="text2"/>
-          <w:sz w:val="24"/>
-          <w:szCs w:val="24"/>
-        </w:rPr>
-        <w:lastRenderedPageBreak/>
-        <w:t>cloaked in shadows, rising through the curtain of stone separating the shore from the structures above.</w:t>
+        <w:t xml:space="preserve"> A cloaked figure emerged from the fog, crossing the damp, black sand of a secluded cove. The dissolving haze revealed a shore devoid of any clues to the manner of his arrival. Accompanied only by the steady sound of his footsteps, he made his way through the rocks beached at the foot of the cliff. High above, light appeared, spilling from a window and he glanced up. He nodded once and continued on, following a path cloaked in shadows, rising through the curtain of stone separating the shore from the structures above.</w:t>
       </w:r>
     </w:p>
     <w:p>
@@ -424,7 +454,7 @@
         <w:spacing w:after="0" w:line="360" w:lineRule="auto"/>
         <w:jc w:val="both"/>
         <w:rPr>
-          <w:rFonts w:ascii="Times New Roman" w:hAnsi="Times New Roman" w:cs="Times New Roman"/>
+          <w:rFonts w:ascii="Montserrat" w:hAnsi="Montserrat" w:cs="Times New Roman"/>
           <w:color w:val="1F497D" w:themeColor="text2"/>
           <w:sz w:val="24"/>
           <w:szCs w:val="24"/>
@@ -432,7 +462,7 @@
       </w:pPr>
       <w:r>
         <w:rPr>
-          <w:rFonts w:ascii="Times New Roman" w:hAnsi="Times New Roman" w:cs="Times New Roman"/>
+          <w:rFonts w:ascii="Montserrat" w:hAnsi="Montserrat" w:cs="Times New Roman"/>
           <w:color w:val="1F497D" w:themeColor="text2"/>
           <w:sz w:val="24"/>
           <w:szCs w:val="24"/>
@@ -447,7 +477,7 @@
         <w:spacing w:after="0" w:line="360" w:lineRule="auto"/>
         <w:jc w:val="both"/>
         <w:rPr>
-          <w:rFonts w:ascii="Times New Roman" w:hAnsi="Times New Roman" w:cs="Times New Roman"/>
+          <w:rFonts w:ascii="Montserrat" w:hAnsi="Montserrat" w:cs="Times New Roman"/>
           <w:color w:val="1F497D" w:themeColor="text2"/>
           <w:sz w:val="24"/>
           <w:szCs w:val="24"/>
@@ -455,7 +485,7 @@
       </w:pPr>
       <w:r>
         <w:rPr>
-          <w:rFonts w:ascii="Times New Roman" w:hAnsi="Times New Roman" w:cs="Times New Roman"/>
+          <w:rFonts w:ascii="Montserrat" w:hAnsi="Montserrat" w:cs="Times New Roman"/>
           <w:color w:val="1F497D" w:themeColor="text2"/>
           <w:sz w:val="24"/>
           <w:szCs w:val="24"/>
@@ -470,7 +500,7 @@
         <w:spacing w:after="0" w:line="360" w:lineRule="auto"/>
         <w:jc w:val="both"/>
         <w:rPr>
-          <w:rFonts w:ascii="Times New Roman" w:hAnsi="Times New Roman" w:cs="Times New Roman"/>
+          <w:rFonts w:ascii="Montserrat" w:hAnsi="Montserrat" w:cs="Times New Roman"/>
           <w:color w:val="1F497D" w:themeColor="text2"/>
           <w:sz w:val="24"/>
           <w:szCs w:val="24"/>
@@ -478,7 +508,7 @@
       </w:pPr>
       <w:r>
         <w:rPr>
-          <w:rFonts w:ascii="Times New Roman" w:hAnsi="Times New Roman" w:cs="Times New Roman"/>
+          <w:rFonts w:ascii="Montserrat" w:hAnsi="Montserrat" w:cs="Times New Roman"/>
           <w:color w:val="1F497D" w:themeColor="text2"/>
           <w:sz w:val="24"/>
           <w:szCs w:val="24"/>
@@ -492,7 +522,7 @@
         <w:shd w:val="clear" w:color="auto" w:fill="F2F2F2" w:themeFill="background1" w:themeFillShade="F2"/>
         <w:spacing w:after="0" w:line="360" w:lineRule="auto"/>
         <w:rPr>
-          <w:rFonts w:ascii="Times New Roman" w:hAnsi="Times New Roman" w:cs="Times New Roman"/>
+          <w:rFonts w:ascii="Montserrat" w:hAnsi="Montserrat" w:cs="Times New Roman"/>
           <w:color w:val="1F497D" w:themeColor="text2"/>
           <w:sz w:val="24"/>
           <w:szCs w:val="24"/>
@@ -504,7 +534,7 @@
         <w:pStyle w:val="AesBodyTextDP"/>
         <w:ind w:left="0"/>
         <w:rPr>
-          <w:rFonts w:ascii="Times New Roman" w:hAnsi="Times New Roman"/>
+          <w:rFonts w:ascii="Montserrat" w:hAnsi="Montserrat"/>
           <w:color w:val="1F497D" w:themeColor="text2"/>
           <w:sz w:val="24"/>
           <w:szCs w:val="24"/>
@@ -516,14 +546,14 @@
         <w:pStyle w:val="AesBodyTextDP"/>
         <w:ind w:left="0"/>
         <w:rPr>
-          <w:rFonts w:ascii="Times New Roman" w:hAnsi="Times New Roman"/>
-          <w:sz w:val="24"/>
-          <w:szCs w:val="24"/>
-        </w:rPr>
-      </w:pPr>
-      <w:r>
-        <w:rPr>
-          <w:rFonts w:ascii="Times New Roman" w:hAnsi="Times New Roman"/>
+          <w:rFonts w:ascii="Montserrat" w:hAnsi="Montserrat"/>
+          <w:sz w:val="24"/>
+          <w:szCs w:val="24"/>
+        </w:rPr>
+      </w:pPr>
+      <w:r>
+        <w:rPr>
+          <w:rFonts w:ascii="Montserrat" w:hAnsi="Montserrat"/>
           <w:sz w:val="24"/>
           <w:szCs w:val="24"/>
         </w:rPr>
@@ -536,14 +566,14 @@
         <w:pStyle w:val="AesBodyTextDP"/>
         <w:ind w:left="0"/>
         <w:rPr>
-          <w:rFonts w:ascii="Times New Roman" w:hAnsi="Times New Roman"/>
-          <w:sz w:val="24"/>
-          <w:szCs w:val="24"/>
-        </w:rPr>
-      </w:pPr>
-      <w:r>
-        <w:rPr>
-          <w:rFonts w:ascii="Times New Roman" w:hAnsi="Times New Roman"/>
+          <w:rFonts w:ascii="Montserrat" w:hAnsi="Montserrat"/>
+          <w:sz w:val="24"/>
+          <w:szCs w:val="24"/>
+        </w:rPr>
+      </w:pPr>
+      <w:r>
+        <w:rPr>
+          <w:rFonts w:ascii="Montserrat" w:hAnsi="Montserrat"/>
           <w:sz w:val="24"/>
           <w:szCs w:val="24"/>
         </w:rPr>
@@ -556,32 +586,23 @@
         <w:pStyle w:val="AesBodyTextDP"/>
         <w:ind w:left="0"/>
         <w:rPr>
-          <w:rFonts w:ascii="Times New Roman" w:hAnsi="Times New Roman"/>
-          <w:sz w:val="24"/>
-          <w:szCs w:val="24"/>
-        </w:rPr>
-      </w:pPr>
-      <w:r>
-        <w:rPr>
-          <w:rFonts w:ascii="Times New Roman" w:hAnsi="Times New Roman"/>
-          <w:sz w:val="24"/>
-          <w:szCs w:val="24"/>
-        </w:rPr>
-        <w:tab/>
-        <w:t xml:space="preserve">The cloaked figure regarded this man silently for a moment, then pushed back his hood, revealing a pleasant, yet somehow troubled face. A face somehow ageless, rather </w:t>
-      </w:r>
-      <w:r>
-        <w:rPr>
-          <w:rFonts w:ascii="Times New Roman" w:hAnsi="Times New Roman"/>
-          <w:sz w:val="24"/>
-          <w:szCs w:val="24"/>
-        </w:rPr>
-        <w:lastRenderedPageBreak/>
-        <w:t xml:space="preserve">than eternally young like that of the man standing in the glow, stroking a well trimmed beard. In contrast to the wild mane of that man, which seemed so much a blaze in its own right, the cloaked man had short, tawny hair, liquid, questing eyes, and a look of endless wisdom </w:t>
-      </w:r>
-      <w:r>
-        <w:rPr>
-          <w:rFonts w:ascii="Times New Roman" w:hAnsi="Times New Roman"/>
+          <w:rFonts w:ascii="Montserrat" w:hAnsi="Montserrat"/>
+          <w:sz w:val="24"/>
+          <w:szCs w:val="24"/>
+        </w:rPr>
+      </w:pPr>
+      <w:r>
+        <w:rPr>
+          <w:rFonts w:ascii="Montserrat" w:hAnsi="Montserrat"/>
+          <w:sz w:val="24"/>
+          <w:szCs w:val="24"/>
+        </w:rPr>
+        <w:tab/>
+        <w:t xml:space="preserve">The cloaked figure regarded this man silently for a moment, then pushed back his hood, revealing a pleasant, yet somehow troubled face. A face somehow ageless, rather than eternally young like that of the man standing in the glow, stroking a well trimmed beard. In contrast to the wild mane of that man, which seemed so much a blaze in its own right, the cloaked man had short, tawny hair, liquid, questing eyes, and a look of endless wisdom </w:t>
+      </w:r>
+      <w:r>
+        <w:rPr>
+          <w:rFonts w:ascii="Montserrat" w:hAnsi="Montserrat"/>
           <w:sz w:val="24"/>
           <w:szCs w:val="24"/>
         </w:rPr>
@@ -594,14 +615,14 @@
         <w:pStyle w:val="AesBodyTextDP"/>
         <w:ind w:left="0"/>
         <w:rPr>
-          <w:rFonts w:ascii="Times New Roman" w:hAnsi="Times New Roman"/>
-          <w:sz w:val="24"/>
-          <w:szCs w:val="24"/>
-        </w:rPr>
-      </w:pPr>
-      <w:r>
-        <w:rPr>
-          <w:rFonts w:ascii="Times New Roman" w:hAnsi="Times New Roman"/>
+          <w:rFonts w:ascii="Montserrat" w:hAnsi="Montserrat"/>
+          <w:sz w:val="24"/>
+          <w:szCs w:val="24"/>
+        </w:rPr>
+      </w:pPr>
+      <w:r>
+        <w:rPr>
+          <w:rFonts w:ascii="Montserrat" w:hAnsi="Montserrat"/>
           <w:sz w:val="24"/>
           <w:szCs w:val="24"/>
         </w:rPr>
@@ -610,7 +631,7 @@
       </w:r>
       <w:r>
         <w:rPr>
-          <w:rFonts w:ascii="Times New Roman" w:hAnsi="Times New Roman"/>
+          <w:rFonts w:ascii="Montserrat" w:hAnsi="Montserrat"/>
           <w:sz w:val="24"/>
           <w:szCs w:val="24"/>
         </w:rPr>
@@ -623,14 +644,14 @@
         <w:pStyle w:val="AesBodyTextDP"/>
         <w:ind w:left="0"/>
         <w:rPr>
-          <w:rFonts w:ascii="Times New Roman" w:hAnsi="Times New Roman"/>
-          <w:sz w:val="24"/>
-          <w:szCs w:val="24"/>
-        </w:rPr>
-      </w:pPr>
-      <w:r>
-        <w:rPr>
-          <w:rFonts w:ascii="Times New Roman" w:hAnsi="Times New Roman"/>
+          <w:rFonts w:ascii="Montserrat" w:hAnsi="Montserrat"/>
+          <w:sz w:val="24"/>
+          <w:szCs w:val="24"/>
+        </w:rPr>
+      </w:pPr>
+      <w:r>
+        <w:rPr>
+          <w:rFonts w:ascii="Montserrat" w:hAnsi="Montserrat"/>
           <w:sz w:val="24"/>
           <w:szCs w:val="24"/>
         </w:rPr>
@@ -639,7 +660,7 @@
       </w:r>
       <w:r>
         <w:rPr>
-          <w:rFonts w:ascii="Times New Roman" w:hAnsi="Times New Roman"/>
+          <w:rFonts w:ascii="Montserrat" w:hAnsi="Montserrat"/>
           <w:sz w:val="24"/>
           <w:szCs w:val="24"/>
         </w:rPr>
@@ -652,14 +673,14 @@
         <w:pStyle w:val="AesBodyTextDP"/>
         <w:ind w:left="0"/>
         <w:rPr>
-          <w:rFonts w:ascii="Times New Roman" w:hAnsi="Times New Roman"/>
-          <w:sz w:val="24"/>
-          <w:szCs w:val="24"/>
-        </w:rPr>
-      </w:pPr>
-      <w:r>
-        <w:rPr>
-          <w:rFonts w:ascii="Times New Roman" w:hAnsi="Times New Roman"/>
+          <w:rFonts w:ascii="Montserrat" w:hAnsi="Montserrat"/>
+          <w:sz w:val="24"/>
+          <w:szCs w:val="24"/>
+        </w:rPr>
+      </w:pPr>
+      <w:r>
+        <w:rPr>
+          <w:rFonts w:ascii="Montserrat" w:hAnsi="Montserrat"/>
           <w:sz w:val="24"/>
           <w:szCs w:val="24"/>
         </w:rPr>
@@ -668,7 +689,7 @@
       </w:r>
       <w:r>
         <w:rPr>
-          <w:rFonts w:ascii="Times New Roman" w:hAnsi="Times New Roman"/>
+          <w:rFonts w:ascii="Montserrat" w:hAnsi="Montserrat"/>
           <w:sz w:val="24"/>
           <w:szCs w:val="24"/>
         </w:rPr>
@@ -681,14 +702,14 @@
         <w:pStyle w:val="AesBodyTextDP"/>
         <w:ind w:left="0"/>
         <w:rPr>
-          <w:rFonts w:ascii="Times New Roman" w:hAnsi="Times New Roman"/>
-          <w:sz w:val="24"/>
-          <w:szCs w:val="24"/>
-        </w:rPr>
-      </w:pPr>
-      <w:r>
-        <w:rPr>
-          <w:rFonts w:ascii="Times New Roman" w:hAnsi="Times New Roman"/>
+          <w:rFonts w:ascii="Montserrat" w:hAnsi="Montserrat"/>
+          <w:sz w:val="24"/>
+          <w:szCs w:val="24"/>
+        </w:rPr>
+      </w:pPr>
+      <w:r>
+        <w:rPr>
+          <w:rFonts w:ascii="Montserrat" w:hAnsi="Montserrat"/>
           <w:sz w:val="24"/>
           <w:szCs w:val="24"/>
         </w:rPr>
@@ -701,18 +722,17 @@
         <w:pStyle w:val="AesBodyTextDP"/>
         <w:ind w:left="0"/>
         <w:rPr>
-          <w:rFonts w:ascii="Times New Roman" w:hAnsi="Times New Roman"/>
-          <w:sz w:val="24"/>
-          <w:szCs w:val="24"/>
-        </w:rPr>
-      </w:pPr>
-      <w:r>
-        <w:rPr>
-          <w:rFonts w:ascii="Times New Roman" w:hAnsi="Times New Roman"/>
-          <w:sz w:val="24"/>
-          <w:szCs w:val="24"/>
-        </w:rPr>
-        <w:lastRenderedPageBreak/>
+          <w:rFonts w:ascii="Montserrat" w:hAnsi="Montserrat"/>
+          <w:sz w:val="24"/>
+          <w:szCs w:val="24"/>
+        </w:rPr>
+      </w:pPr>
+      <w:r>
+        <w:rPr>
+          <w:rFonts w:ascii="Montserrat" w:hAnsi="Montserrat"/>
+          <w:sz w:val="24"/>
+          <w:szCs w:val="24"/>
+        </w:rPr>
         <w:tab/>
         <w:t>"In truth, the worst of it hasn't yet, but it's already far too late to prevent. Lutori, " Acivda added, "if we don't start to take steps, things will to get worse than you fear even now."</w:t>
       </w:r>
@@ -722,14 +742,14 @@
         <w:pStyle w:val="AesBodyTextDP"/>
         <w:ind w:left="0"/>
         <w:rPr>
-          <w:rFonts w:ascii="Times New Roman" w:hAnsi="Times New Roman"/>
-          <w:sz w:val="24"/>
-          <w:szCs w:val="24"/>
-        </w:rPr>
-      </w:pPr>
-      <w:r>
-        <w:rPr>
-          <w:rFonts w:ascii="Times New Roman" w:hAnsi="Times New Roman"/>
+          <w:rFonts w:ascii="Montserrat" w:hAnsi="Montserrat"/>
+          <w:sz w:val="24"/>
+          <w:szCs w:val="24"/>
+        </w:rPr>
+      </w:pPr>
+      <w:r>
+        <w:rPr>
+          <w:rFonts w:ascii="Montserrat" w:hAnsi="Montserrat"/>
           <w:sz w:val="24"/>
           <w:szCs w:val="24"/>
         </w:rPr>
@@ -742,14 +762,14 @@
         <w:pStyle w:val="AesBodyTextDP"/>
         <w:ind w:left="0"/>
         <w:rPr>
-          <w:rFonts w:ascii="Times New Roman" w:hAnsi="Times New Roman"/>
-          <w:sz w:val="24"/>
-          <w:szCs w:val="24"/>
-        </w:rPr>
-      </w:pPr>
-      <w:r>
-        <w:rPr>
-          <w:rFonts w:ascii="Times New Roman" w:hAnsi="Times New Roman"/>
+          <w:rFonts w:ascii="Montserrat" w:hAnsi="Montserrat"/>
+          <w:sz w:val="24"/>
+          <w:szCs w:val="24"/>
+        </w:rPr>
+      </w:pPr>
+      <w:r>
+        <w:rPr>
+          <w:rFonts w:ascii="Montserrat" w:hAnsi="Montserrat"/>
           <w:sz w:val="24"/>
           <w:szCs w:val="24"/>
         </w:rPr>
@@ -762,14 +782,14 @@
         <w:pStyle w:val="AesBodyTextDP"/>
         <w:ind w:left="0"/>
         <w:rPr>
-          <w:rFonts w:ascii="Times New Roman" w:hAnsi="Times New Roman"/>
-          <w:sz w:val="24"/>
-          <w:szCs w:val="24"/>
-        </w:rPr>
-      </w:pPr>
-      <w:r>
-        <w:rPr>
-          <w:rFonts w:ascii="Times New Roman" w:hAnsi="Times New Roman"/>
+          <w:rFonts w:ascii="Montserrat" w:hAnsi="Montserrat"/>
+          <w:sz w:val="24"/>
+          <w:szCs w:val="24"/>
+        </w:rPr>
+      </w:pPr>
+      <w:r>
+        <w:rPr>
+          <w:rFonts w:ascii="Montserrat" w:hAnsi="Montserrat"/>
           <w:sz w:val="24"/>
           <w:szCs w:val="24"/>
         </w:rPr>
@@ -782,14 +802,14 @@
         <w:pStyle w:val="AesBodyTextDP"/>
         <w:ind w:left="0"/>
         <w:rPr>
-          <w:rFonts w:ascii="Times New Roman" w:hAnsi="Times New Roman"/>
-          <w:sz w:val="24"/>
-          <w:szCs w:val="24"/>
-        </w:rPr>
-      </w:pPr>
-      <w:r>
-        <w:rPr>
-          <w:rFonts w:ascii="Times New Roman" w:hAnsi="Times New Roman"/>
+          <w:rFonts w:ascii="Montserrat" w:hAnsi="Montserrat"/>
+          <w:sz w:val="24"/>
+          <w:szCs w:val="24"/>
+        </w:rPr>
+      </w:pPr>
+      <w:r>
+        <w:rPr>
+          <w:rFonts w:ascii="Montserrat" w:hAnsi="Montserrat"/>
           <w:sz w:val="24"/>
           <w:szCs w:val="24"/>
         </w:rPr>
@@ -802,14 +822,14 @@
         <w:pStyle w:val="AesBodyTextDP"/>
         <w:ind w:left="0"/>
         <w:rPr>
-          <w:rFonts w:ascii="Times New Roman" w:hAnsi="Times New Roman"/>
-          <w:sz w:val="24"/>
-          <w:szCs w:val="24"/>
-        </w:rPr>
-      </w:pPr>
-      <w:r>
-        <w:rPr>
-          <w:rFonts w:ascii="Times New Roman" w:hAnsi="Times New Roman"/>
+          <w:rFonts w:ascii="Montserrat" w:hAnsi="Montserrat"/>
+          <w:sz w:val="24"/>
+          <w:szCs w:val="24"/>
+        </w:rPr>
+      </w:pPr>
+      <w:r>
+        <w:rPr>
+          <w:rFonts w:ascii="Montserrat" w:hAnsi="Montserrat"/>
           <w:sz w:val="24"/>
           <w:szCs w:val="24"/>
         </w:rPr>
@@ -822,18 +842,17 @@
         <w:pStyle w:val="AesBodyTextDP"/>
         <w:ind w:left="0"/>
         <w:rPr>
-          <w:rFonts w:ascii="Times New Roman" w:hAnsi="Times New Roman"/>
-          <w:sz w:val="24"/>
-          <w:szCs w:val="24"/>
-        </w:rPr>
-      </w:pPr>
-      <w:r>
-        <w:rPr>
-          <w:rFonts w:ascii="Times New Roman" w:hAnsi="Times New Roman"/>
-          <w:sz w:val="24"/>
-          <w:szCs w:val="24"/>
-        </w:rPr>
-        <w:lastRenderedPageBreak/>
+          <w:rFonts w:ascii="Montserrat" w:hAnsi="Montserrat"/>
+          <w:sz w:val="24"/>
+          <w:szCs w:val="24"/>
+        </w:rPr>
+      </w:pPr>
+      <w:r>
+        <w:rPr>
+          <w:rFonts w:ascii="Montserrat" w:hAnsi="Montserrat"/>
+          <w:sz w:val="24"/>
+          <w:szCs w:val="24"/>
+        </w:rPr>
         <w:tab/>
         <w:t>"And what praytell did you seek to find in them?" asked Acivda, "not to mention these others, or how you managed to even find them..." Still glancing around the room, imagining the search his old friend must have endured to gather together the books now collected in this study.</w:t>
       </w:r>
@@ -843,14 +862,14 @@
         <w:pStyle w:val="AesBodyTextDP"/>
         <w:ind w:left="0"/>
         <w:rPr>
-          <w:rFonts w:ascii="Times New Roman" w:hAnsi="Times New Roman"/>
-          <w:sz w:val="24"/>
-          <w:szCs w:val="24"/>
-        </w:rPr>
-      </w:pPr>
-      <w:r>
-        <w:rPr>
-          <w:rFonts w:ascii="Times New Roman" w:hAnsi="Times New Roman"/>
+          <w:rFonts w:ascii="Montserrat" w:hAnsi="Montserrat"/>
+          <w:sz w:val="24"/>
+          <w:szCs w:val="24"/>
+        </w:rPr>
+      </w:pPr>
+      <w:r>
+        <w:rPr>
+          <w:rFonts w:ascii="Montserrat" w:hAnsi="Montserrat"/>
           <w:sz w:val="24"/>
           <w:szCs w:val="24"/>
         </w:rPr>
@@ -859,7 +878,7 @@
       </w:r>
       <w:r>
         <w:rPr>
-          <w:rFonts w:ascii="Times New Roman" w:hAnsi="Times New Roman"/>
+          <w:rFonts w:ascii="Montserrat" w:hAnsi="Montserrat"/>
           <w:sz w:val="24"/>
           <w:szCs w:val="24"/>
         </w:rPr>
@@ -872,14 +891,14 @@
         <w:pStyle w:val="AesBodyTextDP"/>
         <w:ind w:left="0"/>
         <w:rPr>
-          <w:rFonts w:ascii="Times New Roman" w:hAnsi="Times New Roman"/>
-          <w:sz w:val="24"/>
-          <w:szCs w:val="24"/>
-        </w:rPr>
-      </w:pPr>
-      <w:r>
-        <w:rPr>
-          <w:rFonts w:ascii="Times New Roman" w:hAnsi="Times New Roman"/>
+          <w:rFonts w:ascii="Montserrat" w:hAnsi="Montserrat"/>
+          <w:sz w:val="24"/>
+          <w:szCs w:val="24"/>
+        </w:rPr>
+      </w:pPr>
+      <w:r>
+        <w:rPr>
+          <w:rFonts w:ascii="Montserrat" w:hAnsi="Montserrat"/>
           <w:sz w:val="24"/>
           <w:szCs w:val="24"/>
         </w:rPr>
@@ -892,14 +911,14 @@
         <w:pStyle w:val="AesBodyTextDP"/>
         <w:ind w:left="0"/>
         <w:rPr>
-          <w:rFonts w:ascii="Times New Roman" w:hAnsi="Times New Roman"/>
-          <w:sz w:val="24"/>
-          <w:szCs w:val="24"/>
-        </w:rPr>
-      </w:pPr>
-      <w:r>
-        <w:rPr>
-          <w:rFonts w:ascii="Times New Roman" w:hAnsi="Times New Roman"/>
+          <w:rFonts w:ascii="Montserrat" w:hAnsi="Montserrat"/>
+          <w:sz w:val="24"/>
+          <w:szCs w:val="24"/>
+        </w:rPr>
+      </w:pPr>
+      <w:r>
+        <w:rPr>
+          <w:rFonts w:ascii="Montserrat" w:hAnsi="Montserrat"/>
           <w:sz w:val="24"/>
           <w:szCs w:val="24"/>
         </w:rPr>
@@ -912,43 +931,34 @@
         <w:pStyle w:val="AesBodyTextDP"/>
         <w:ind w:left="0"/>
         <w:rPr>
-          <w:rFonts w:ascii="Times New Roman" w:hAnsi="Times New Roman"/>
-          <w:sz w:val="24"/>
-          <w:szCs w:val="24"/>
-        </w:rPr>
-      </w:pPr>
-      <w:r>
-        <w:rPr>
-          <w:rFonts w:ascii="Times New Roman" w:hAnsi="Times New Roman"/>
-          <w:sz w:val="24"/>
-          <w:szCs w:val="24"/>
-        </w:rPr>
-        <w:tab/>
-        <w:t xml:space="preserve">Acivda indeed had no difficulty remembering the dark consequences of those mentioned. In his mind, he foresaw the consequences of the Heirarch ascending, as he picked up the thread, "I have suspected that much," he said. "I have known better than any other, the consequences of our actions. With our power, we must choose wisely where to permit ourselves even the slightest effect in the events of the world, and then move quickly. It has been a long time since we accepted our roles, watching for those few with the potential to Ascend, and prepare for their coming. But three times now I have </w:t>
-      </w:r>
-      <w:r>
-        <w:rPr>
-          <w:rFonts w:ascii="Times New Roman" w:hAnsi="Times New Roman"/>
-          <w:sz w:val="24"/>
-          <w:szCs w:val="24"/>
-        </w:rPr>
-        <w:lastRenderedPageBreak/>
-        <w:t xml:space="preserve">missed the arrival of an Initiate. Each one went on to create further chaos in this world. In my failure to recognize their appearance and train them, the world has been condemned to their influence. </w:t>
-      </w:r>
-    </w:p>
-    <w:p>
-      <w:pPr>
-        <w:pStyle w:val="AesBodyTextDP"/>
-        <w:ind w:left="0"/>
-        <w:rPr>
-          <w:rFonts w:ascii="Times New Roman" w:hAnsi="Times New Roman"/>
-          <w:sz w:val="24"/>
-          <w:szCs w:val="24"/>
-        </w:rPr>
-      </w:pPr>
-      <w:r>
-        <w:rPr>
-          <w:rFonts w:ascii="Times New Roman" w:hAnsi="Times New Roman"/>
+          <w:rFonts w:ascii="Montserrat" w:hAnsi="Montserrat"/>
+          <w:sz w:val="24"/>
+          <w:szCs w:val="24"/>
+        </w:rPr>
+      </w:pPr>
+      <w:r>
+        <w:rPr>
+          <w:rFonts w:ascii="Montserrat" w:hAnsi="Montserrat"/>
+          <w:sz w:val="24"/>
+          <w:szCs w:val="24"/>
+        </w:rPr>
+        <w:tab/>
+        <w:t xml:space="preserve">Acivda indeed had no difficulty remembering the dark consequences of those mentioned. In his mind, he foresaw the consequences of the Heirarch ascending, as he picked up the thread, "I have suspected that much," he said. "I have known better than any other, the consequences of our actions. With our power, we must choose wisely where to permit ourselves even the slightest effect in the events of the world, and then move quickly. It has been a long time since we accepted our roles, watching for those few with the potential to Ascend, and prepare for their coming. But three times now I have missed the arrival of an Initiate. Each one went on to create further chaos in this world. In my failure to recognize their appearance and train them, the world has been condemned to their influence. </w:t>
+      </w:r>
+    </w:p>
+    <w:p>
+      <w:pPr>
+        <w:pStyle w:val="AesBodyTextDP"/>
+        <w:ind w:left="0"/>
+        <w:rPr>
+          <w:rFonts w:ascii="Montserrat" w:hAnsi="Montserrat"/>
+          <w:sz w:val="24"/>
+          <w:szCs w:val="24"/>
+        </w:rPr>
+      </w:pPr>
+      <w:r>
+        <w:rPr>
+          <w:rFonts w:ascii="Montserrat" w:hAnsi="Montserrat"/>
           <w:sz w:val="24"/>
           <w:szCs w:val="24"/>
         </w:rPr>
@@ -961,14 +971,14 @@
         <w:pStyle w:val="AesBodyTextDP"/>
         <w:ind w:left="0"/>
         <w:rPr>
-          <w:rFonts w:ascii="Times New Roman" w:hAnsi="Times New Roman"/>
-          <w:sz w:val="24"/>
-          <w:szCs w:val="24"/>
-        </w:rPr>
-      </w:pPr>
-      <w:r>
-        <w:rPr>
-          <w:rFonts w:ascii="Times New Roman" w:hAnsi="Times New Roman"/>
+          <w:rFonts w:ascii="Montserrat" w:hAnsi="Montserrat"/>
+          <w:sz w:val="24"/>
+          <w:szCs w:val="24"/>
+        </w:rPr>
+      </w:pPr>
+      <w:r>
+        <w:rPr>
+          <w:rFonts w:ascii="Montserrat" w:hAnsi="Montserrat"/>
           <w:sz w:val="24"/>
           <w:szCs w:val="24"/>
         </w:rPr>
@@ -981,14 +991,14 @@
         <w:pStyle w:val="AesBodyTextDP"/>
         <w:ind w:left="0"/>
         <w:rPr>
-          <w:rFonts w:ascii="Times New Roman" w:hAnsi="Times New Roman"/>
-          <w:sz w:val="24"/>
-          <w:szCs w:val="24"/>
-        </w:rPr>
-      </w:pPr>
-      <w:r>
-        <w:rPr>
-          <w:rFonts w:ascii="Times New Roman" w:hAnsi="Times New Roman"/>
+          <w:rFonts w:ascii="Montserrat" w:hAnsi="Montserrat"/>
+          <w:sz w:val="24"/>
+          <w:szCs w:val="24"/>
+        </w:rPr>
+      </w:pPr>
+      <w:r>
+        <w:rPr>
+          <w:rFonts w:ascii="Montserrat" w:hAnsi="Montserrat"/>
           <w:sz w:val="24"/>
           <w:szCs w:val="24"/>
         </w:rPr>
@@ -997,7 +1007,7 @@
       </w:r>
       <w:r>
         <w:rPr>
-          <w:rFonts w:ascii="Times New Roman" w:hAnsi="Times New Roman"/>
+          <w:rFonts w:ascii="Montserrat" w:hAnsi="Montserrat"/>
           <w:sz w:val="24"/>
           <w:szCs w:val="24"/>
         </w:rPr>
@@ -1010,14 +1020,14 @@
         <w:pStyle w:val="AesBodyTextDP"/>
         <w:ind w:left="0"/>
         <w:rPr>
-          <w:rFonts w:ascii="Times New Roman" w:hAnsi="Times New Roman"/>
-          <w:sz w:val="24"/>
-          <w:szCs w:val="24"/>
-        </w:rPr>
-      </w:pPr>
-      <w:r>
-        <w:rPr>
-          <w:rFonts w:ascii="Times New Roman" w:hAnsi="Times New Roman"/>
+          <w:rFonts w:ascii="Montserrat" w:hAnsi="Montserrat"/>
+          <w:sz w:val="24"/>
+          <w:szCs w:val="24"/>
+        </w:rPr>
+      </w:pPr>
+      <w:r>
+        <w:rPr>
+          <w:rFonts w:ascii="Montserrat" w:hAnsi="Montserrat"/>
           <w:sz w:val="24"/>
           <w:szCs w:val="24"/>
         </w:rPr>
@@ -1030,14 +1040,14 @@
         <w:pStyle w:val="AesBodyTextDP"/>
         <w:ind w:left="0"/>
         <w:rPr>
-          <w:rFonts w:ascii="Times New Roman" w:hAnsi="Times New Roman"/>
-          <w:sz w:val="24"/>
-          <w:szCs w:val="24"/>
-        </w:rPr>
-      </w:pPr>
-      <w:r>
-        <w:rPr>
-          <w:rFonts w:ascii="Times New Roman" w:hAnsi="Times New Roman"/>
+          <w:rFonts w:ascii="Montserrat" w:hAnsi="Montserrat"/>
+          <w:sz w:val="24"/>
+          <w:szCs w:val="24"/>
+        </w:rPr>
+      </w:pPr>
+      <w:r>
+        <w:rPr>
+          <w:rFonts w:ascii="Montserrat" w:hAnsi="Montserrat"/>
           <w:sz w:val="24"/>
           <w:szCs w:val="24"/>
         </w:rPr>
@@ -1050,18 +1060,17 @@
         <w:pStyle w:val="AesBodyTextDP"/>
         <w:ind w:left="0"/>
         <w:rPr>
-          <w:rFonts w:ascii="Times New Roman" w:hAnsi="Times New Roman"/>
-          <w:sz w:val="24"/>
-          <w:szCs w:val="24"/>
-        </w:rPr>
-      </w:pPr>
-      <w:r>
-        <w:rPr>
-          <w:rFonts w:ascii="Times New Roman" w:hAnsi="Times New Roman"/>
-          <w:sz w:val="24"/>
-          <w:szCs w:val="24"/>
-        </w:rPr>
-        <w:lastRenderedPageBreak/>
+          <w:rFonts w:ascii="Montserrat" w:hAnsi="Montserrat"/>
+          <w:sz w:val="24"/>
+          <w:szCs w:val="24"/>
+        </w:rPr>
+      </w:pPr>
+      <w:r>
+        <w:rPr>
+          <w:rFonts w:ascii="Montserrat" w:hAnsi="Montserrat"/>
+          <w:sz w:val="24"/>
+          <w:szCs w:val="24"/>
+        </w:rPr>
         <w:tab/>
         <w:t>Acivda considered that remark with a bemused smile. "I suspect, in context, that either you are about to demonstrate your ludicrous wit, or you are attempting to suggest the absurd."</w:t>
       </w:r>
@@ -1071,14 +1080,14 @@
         <w:pStyle w:val="AesBodyTextDP"/>
         <w:ind w:left="0"/>
         <w:rPr>
-          <w:rFonts w:ascii="Times New Roman" w:hAnsi="Times New Roman"/>
-          <w:sz w:val="24"/>
-          <w:szCs w:val="24"/>
-        </w:rPr>
-      </w:pPr>
-      <w:r>
-        <w:rPr>
-          <w:rFonts w:ascii="Times New Roman" w:hAnsi="Times New Roman"/>
+          <w:rFonts w:ascii="Montserrat" w:hAnsi="Montserrat"/>
+          <w:sz w:val="24"/>
+          <w:szCs w:val="24"/>
+        </w:rPr>
+      </w:pPr>
+      <w:r>
+        <w:rPr>
+          <w:rFonts w:ascii="Montserrat" w:hAnsi="Montserrat"/>
           <w:sz w:val="24"/>
           <w:szCs w:val="24"/>
         </w:rPr>
@@ -1091,14 +1100,14 @@
         <w:pStyle w:val="AesBodyTextDP"/>
         <w:ind w:left="0"/>
         <w:rPr>
-          <w:rFonts w:ascii="Times New Roman" w:hAnsi="Times New Roman"/>
-          <w:sz w:val="24"/>
-          <w:szCs w:val="24"/>
-        </w:rPr>
-      </w:pPr>
-      <w:r>
-        <w:rPr>
-          <w:rFonts w:ascii="Times New Roman" w:hAnsi="Times New Roman"/>
+          <w:rFonts w:ascii="Montserrat" w:hAnsi="Montserrat"/>
+          <w:sz w:val="24"/>
+          <w:szCs w:val="24"/>
+        </w:rPr>
+      </w:pPr>
+      <w:r>
+        <w:rPr>
+          <w:rFonts w:ascii="Montserrat" w:hAnsi="Montserrat"/>
           <w:sz w:val="24"/>
           <w:szCs w:val="24"/>
         </w:rPr>
@@ -1111,25 +1120,25 @@
         <w:pStyle w:val="AesBodyTextDP"/>
         <w:ind w:left="0"/>
         <w:rPr>
-          <w:rFonts w:ascii="Times New Roman" w:hAnsi="Times New Roman"/>
-          <w:sz w:val="24"/>
-          <w:szCs w:val="24"/>
-        </w:rPr>
-      </w:pPr>
-    </w:p>
-    <w:p>
-      <w:pPr>
-        <w:pStyle w:val="AesBodyTextDP"/>
-        <w:ind w:left="0"/>
-        <w:rPr>
-          <w:rFonts w:ascii="Times New Roman" w:hAnsi="Times New Roman"/>
-          <w:sz w:val="24"/>
-          <w:szCs w:val="24"/>
-        </w:rPr>
-      </w:pPr>
-      <w:r>
-        <w:rPr>
-          <w:rFonts w:ascii="Times New Roman" w:hAnsi="Times New Roman"/>
+          <w:rFonts w:ascii="Montserrat" w:hAnsi="Montserrat"/>
+          <w:sz w:val="24"/>
+          <w:szCs w:val="24"/>
+        </w:rPr>
+      </w:pPr>
+    </w:p>
+    <w:p>
+      <w:pPr>
+        <w:pStyle w:val="AesBodyTextDP"/>
+        <w:ind w:left="0"/>
+        <w:rPr>
+          <w:rFonts w:ascii="Montserrat" w:hAnsi="Montserrat"/>
+          <w:sz w:val="24"/>
+          <w:szCs w:val="24"/>
+        </w:rPr>
+      </w:pPr>
+      <w:r>
+        <w:rPr>
+          <w:rFonts w:ascii="Montserrat" w:hAnsi="Montserrat"/>
           <w:i/>
           <w:sz w:val="24"/>
           <w:szCs w:val="24"/>
@@ -1142,56 +1151,46 @@
         <w:pStyle w:val="AesBodyTextDP"/>
         <w:ind w:left="0"/>
         <w:rPr>
-          <w:rFonts w:ascii="Times New Roman" w:hAnsi="Times New Roman"/>
-          <w:sz w:val="24"/>
-          <w:szCs w:val="24"/>
-        </w:rPr>
-      </w:pPr>
-      <w:r>
-        <w:rPr>
-          <w:rFonts w:ascii="Times New Roman" w:hAnsi="Times New Roman"/>
+          <w:rFonts w:ascii="Montserrat" w:hAnsi="Montserrat"/>
+          <w:sz w:val="24"/>
+          <w:szCs w:val="24"/>
+        </w:rPr>
+      </w:pPr>
+      <w:r>
+        <w:rPr>
+          <w:rFonts w:ascii="Montserrat" w:hAnsi="Montserrat"/>
           <w:i/>
           <w:sz w:val="24"/>
           <w:szCs w:val="24"/>
         </w:rPr>
         <w:tab/>
-        <w:t xml:space="preserve">This one shall know not one in anything, as truly a child of Light and Darkness can abide not any single extreme, this one will stand for the beginning and the end, chaos and law, good and evil, in any form, in intricacy and in harmony, as the balance may </w:t>
-      </w:r>
-      <w:r>
-        <w:rPr>
-          <w:rFonts w:ascii="Times New Roman" w:hAnsi="Times New Roman"/>
-          <w:i/>
-          <w:sz w:val="24"/>
-          <w:szCs w:val="24"/>
-        </w:rPr>
-        <w:lastRenderedPageBreak/>
-        <w:t>abide. The fate of the world could deservedly rest in this one's care; pray that the world shall be worthy as it some day shall, and if it is not, there exists no sight that might See how it would hope to survive. None shall be kept to stay his hand in this one's name, as none shall be inhibited in his action, but know well that this one shall judge with pure authority, and will not pass sentence but in absolute, such that this one is not so empowered, but is so astute...</w:t>
-      </w:r>
-    </w:p>
-    <w:p>
-      <w:pPr>
-        <w:pStyle w:val="AesBodyTextDP"/>
-        <w:ind w:left="0"/>
-        <w:rPr>
-          <w:rFonts w:ascii="Times New Roman" w:hAnsi="Times New Roman"/>
-          <w:sz w:val="24"/>
-          <w:szCs w:val="24"/>
-        </w:rPr>
-      </w:pPr>
-    </w:p>
-    <w:p>
-      <w:pPr>
-        <w:pStyle w:val="AesBodyTextDP"/>
-        <w:ind w:left="0"/>
-        <w:rPr>
-          <w:rFonts w:ascii="Times New Roman" w:hAnsi="Times New Roman"/>
-          <w:sz w:val="24"/>
-          <w:szCs w:val="24"/>
-        </w:rPr>
-      </w:pPr>
-      <w:r>
-        <w:rPr>
-          <w:rFonts w:ascii="Times New Roman" w:hAnsi="Times New Roman"/>
+        <w:t>This one shall know not one in anything, as truly a child of Light and Darkness can abide not any single extreme, this one will stand for the beginning and the end, chaos and law, good and evil, in any form, in intricacy and in harmony, as the balance may abide. The fate of the world could deservedly rest in this one's care; pray that the world shall be worthy as it some day shall, and if it is not, there exists no sight that might See how it would hope to survive. None shall be kept to stay his hand in this one's name, as none shall be inhibited in his action, but know well that this one shall judge with pure authority, and will not pass sentence but in absolute, such that this one is not so empowered, but is so astute...</w:t>
+      </w:r>
+    </w:p>
+    <w:p>
+      <w:pPr>
+        <w:pStyle w:val="AesBodyTextDP"/>
+        <w:ind w:left="0"/>
+        <w:rPr>
+          <w:rFonts w:ascii="Montserrat" w:hAnsi="Montserrat"/>
+          <w:sz w:val="24"/>
+          <w:szCs w:val="24"/>
+        </w:rPr>
+      </w:pPr>
+    </w:p>
+    <w:p>
+      <w:pPr>
+        <w:pStyle w:val="AesBodyTextDP"/>
+        <w:ind w:left="0"/>
+        <w:rPr>
+          <w:rFonts w:ascii="Montserrat" w:hAnsi="Montserrat"/>
+          <w:sz w:val="24"/>
+          <w:szCs w:val="24"/>
+        </w:rPr>
+      </w:pPr>
+      <w:r>
+        <w:rPr>
+          <w:rFonts w:ascii="Montserrat" w:hAnsi="Montserrat"/>
           <w:sz w:val="24"/>
           <w:szCs w:val="24"/>
         </w:rPr>
@@ -1200,7 +1199,7 @@
       </w:r>
       <w:r>
         <w:rPr>
-          <w:rFonts w:ascii="Times New Roman" w:hAnsi="Times New Roman"/>
+          <w:rFonts w:ascii="Montserrat" w:hAnsi="Montserrat"/>
           <w:sz w:val="24"/>
           <w:szCs w:val="24"/>
         </w:rPr>
@@ -1209,7 +1208,7 @@
       </w:r>
       <w:r>
         <w:rPr>
-          <w:rFonts w:ascii="Times New Roman" w:hAnsi="Times New Roman"/>
+          <w:rFonts w:ascii="Montserrat" w:hAnsi="Montserrat"/>
           <w:sz w:val="24"/>
           <w:szCs w:val="24"/>
         </w:rPr>
@@ -1222,14 +1221,14 @@
         <w:pStyle w:val="AesBodyTextDP"/>
         <w:ind w:left="0"/>
         <w:rPr>
-          <w:rFonts w:ascii="Times New Roman" w:hAnsi="Times New Roman"/>
-          <w:sz w:val="24"/>
-          <w:szCs w:val="24"/>
-        </w:rPr>
-      </w:pPr>
-      <w:r>
-        <w:rPr>
-          <w:rFonts w:ascii="Times New Roman" w:hAnsi="Times New Roman"/>
+          <w:rFonts w:ascii="Montserrat" w:hAnsi="Montserrat"/>
+          <w:sz w:val="24"/>
+          <w:szCs w:val="24"/>
+        </w:rPr>
+      </w:pPr>
+      <w:r>
+        <w:rPr>
+          <w:rFonts w:ascii="Montserrat" w:hAnsi="Montserrat"/>
           <w:sz w:val="24"/>
           <w:szCs w:val="24"/>
         </w:rPr>
@@ -1242,7 +1241,7 @@
         <w:spacing w:line="360" w:lineRule="auto"/>
         <w:jc w:val="both"/>
         <w:rPr>
-          <w:rFonts w:ascii="Times New Roman" w:hAnsi="Times New Roman" w:cs="Times New Roman"/>
+          <w:rFonts w:ascii="Montserrat" w:hAnsi="Montserrat" w:cs="Times New Roman"/>
           <w:sz w:val="24"/>
           <w:szCs w:val="24"/>
         </w:rPr>
@@ -1258,8 +1257,106 @@
 </w:document>
 </file>
 
+<file path=word/numbering.xml><?xml version="1.0" encoding="utf-8"?>
+<w:numbering xmlns:wpc="http://schemas.microsoft.com/office/word/2010/wordprocessingCanvas" xmlns:cx="http://schemas.microsoft.com/office/drawing/2014/chartex" xmlns:cx1="http://schemas.microsoft.com/office/drawing/2015/9/8/chartex" xmlns:cx2="http://schemas.microsoft.com/office/drawing/2015/10/21/chartex" xmlns:cx3="http://schemas.microsoft.com/office/drawing/2016/5/9/chartex" xmlns:cx4="http://schemas.microsoft.com/office/drawing/2016/5/10/chartex" xmlns:cx5="http://schemas.microsoft.com/office/drawing/2016/5/11/chartex" xmlns:cx6="http://schemas.microsoft.com/office/drawing/2016/5/12/chartex" xmlns:cx7="http://schemas.microsoft.com/office/drawing/2016/5/13/chartex" xmlns:cx8="http://schemas.microsoft.com/office/drawing/2016/5/14/chartex" xmlns:mc="http://schemas.openxmlformats.org/markup-compatibility/2006" xmlns:aink="http://schemas.microsoft.com/office/drawing/2016/ink" xmlns:am3d="http://schemas.microsoft.com/office/drawing/2017/model3d" xmlns:o="urn:schemas-microsoft-com:office:office" xmlns:oel="http://schemas.microsoft.com/office/2019/extlst" xmlns:r="http://schemas.openxmlformats.org/officeDocument/2006/relationships" xmlns:m="http://schemas.openxmlformats.org/officeDocument/2006/math" xmlns:v="urn:schemas-microsoft-com:vml" xmlns:wp14="http://schemas.microsoft.com/office/word/2010/wordprocessingDrawing" xmlns:wp="http://schemas.openxmlformats.org/drawingml/2006/wordprocessingDrawing" xmlns:w10="urn:schemas-microsoft-com:office:word" xmlns:w="http://schemas.openxmlformats.org/wordprocessingml/2006/main" xmlns:w14="http://schemas.microsoft.com/office/word/2010/wordml" xmlns:w15="http://schemas.microsoft.com/office/word/2012/wordml" xmlns:w16cex="http://schemas.microsoft.com/office/word/2018/wordml/cex" xmlns:w16cid="http://schemas.microsoft.com/office/word/2016/wordml/cid" xmlns:w16="http://schemas.microsoft.com/office/word/2018/wordml" xmlns:w16du="http://schemas.microsoft.com/office/word/2023/wordml/word16du" xmlns:w16sdtdh="http://schemas.microsoft.com/office/word/2020/wordml/sdtdatahash" xmlns:w16sdtfl="http://schemas.microsoft.com/office/word/2024/wordml/sdtformatlock" xmlns:w16se="http://schemas.microsoft.com/office/word/2015/wordml/symex" xmlns:wpg="http://schemas.microsoft.com/office/word/2010/wordprocessingGroup" xmlns:wpi="http://schemas.microsoft.com/office/word/2010/wordprocessingInk" xmlns:wne="http://schemas.microsoft.com/office/word/2006/wordml" xmlns:wps="http://schemas.microsoft.com/office/word/2010/wordprocessingShape" mc:Ignorable="w14 w15 w16se w16cid w16 w16cex w16sdtdh w16sdtfl w16du wp14">
+  <w:abstractNum w:abstractNumId="0" w15:restartNumberingAfterBreak="0">
+    <w:nsid w:val="FFFFFFFB"/>
+    <w:multiLevelType w:val="multilevel"/>
+    <w:tmpl w:val="80A499BA"/>
+    <w:lvl w:ilvl="0">
+      <w:start w:val="1"/>
+      <w:numFmt w:val="cardinalText"/>
+      <w:lvlText w:val="Chapter %1 "/>
+      <w:legacy w:legacy="1" w:legacySpace="144" w:legacyIndent="0"/>
+      <w:lvlJc w:val="left"/>
+    </w:lvl>
+    <w:lvl w:ilvl="1">
+      <w:start w:val="1"/>
+      <w:numFmt w:val="none"/>
+      <w:pStyle w:val="Heading2"/>
+      <w:suff w:val="nothing"/>
+      <w:lvlText w:val=""/>
+      <w:lvlJc w:val="left"/>
+    </w:lvl>
+    <w:lvl w:ilvl="2">
+      <w:start w:val="1"/>
+      <w:numFmt w:val="none"/>
+      <w:suff w:val="nothing"/>
+      <w:lvlText w:val=""/>
+      <w:lvlJc w:val="left"/>
+    </w:lvl>
+    <w:lvl w:ilvl="3">
+      <w:start w:val="1"/>
+      <w:numFmt w:val="none"/>
+      <w:pStyle w:val="Heading4"/>
+      <w:suff w:val="nothing"/>
+      <w:lvlText w:val=""/>
+      <w:lvlJc w:val="left"/>
+    </w:lvl>
+    <w:lvl w:ilvl="4">
+      <w:start w:val="1"/>
+      <w:numFmt w:val="none"/>
+      <w:pStyle w:val="Heading5"/>
+      <w:suff w:val="nothing"/>
+      <w:lvlText w:val=""/>
+      <w:lvlJc w:val="left"/>
+    </w:lvl>
+    <w:lvl w:ilvl="5">
+      <w:start w:val="1"/>
+      <w:numFmt w:val="none"/>
+      <w:pStyle w:val="Heading6"/>
+      <w:suff w:val="nothing"/>
+      <w:lvlText w:val=""/>
+      <w:lvlJc w:val="left"/>
+    </w:lvl>
+    <w:lvl w:ilvl="6">
+      <w:start w:val="1"/>
+      <w:numFmt w:val="none"/>
+      <w:suff w:val="nothing"/>
+      <w:lvlText w:val=""/>
+      <w:lvlJc w:val="left"/>
+    </w:lvl>
+    <w:lvl w:ilvl="7">
+      <w:start w:val="1"/>
+      <w:numFmt w:val="none"/>
+      <w:suff w:val="nothing"/>
+      <w:lvlText w:val=""/>
+      <w:lvlJc w:val="left"/>
+    </w:lvl>
+    <w:lvl w:ilvl="8">
+      <w:start w:val="1"/>
+      <w:numFmt w:val="none"/>
+      <w:suff w:val="nothing"/>
+      <w:lvlText w:val=""/>
+      <w:lvlJc w:val="left"/>
+    </w:lvl>
+  </w:abstractNum>
+  <w:num w:numId="1" w16cid:durableId="611671926">
+    <w:abstractNumId w:val="0"/>
+  </w:num>
+  <w:num w:numId="2" w16cid:durableId="1609119195">
+    <w:abstractNumId w:val="0"/>
+  </w:num>
+  <w:num w:numId="3" w16cid:durableId="1039277043">
+    <w:abstractNumId w:val="0"/>
+  </w:num>
+  <w:num w:numId="4" w16cid:durableId="1801723149">
+    <w:abstractNumId w:val="0"/>
+  </w:num>
+  <w:num w:numId="5" w16cid:durableId="605119223">
+    <w:abstractNumId w:val="0"/>
+  </w:num>
+  <w:num w:numId="6" w16cid:durableId="2087066633">
+    <w:abstractNumId w:val="0"/>
+  </w:num>
+  <w:num w:numId="7" w16cid:durableId="1126199949">
+    <w:abstractNumId w:val="0"/>
+  </w:num>
+</w:numbering>
+</file>
+
 <file path=word/styles.xml><?xml version="1.0" encoding="utf-8"?>
-<w:styles xmlns:r="http://schemas.openxmlformats.org/officeDocument/2006/relationships" xmlns:w="http://schemas.openxmlformats.org/wordprocessingml/2006/main">
+<w:styles xmlns:mc="http://schemas.openxmlformats.org/markup-compatibility/2006" xmlns:r="http://schemas.openxmlformats.org/officeDocument/2006/relationships" xmlns:w="http://schemas.openxmlformats.org/wordprocessingml/2006/main" xmlns:w14="http://schemas.microsoft.com/office/word/2010/wordml" xmlns:w15="http://schemas.microsoft.com/office/word/2012/wordml" xmlns:w16cex="http://schemas.microsoft.com/office/word/2018/wordml/cex" xmlns:w16cid="http://schemas.microsoft.com/office/word/2016/wordml/cid" xmlns:w16="http://schemas.microsoft.com/office/word/2018/wordml" xmlns:w16du="http://schemas.microsoft.com/office/word/2023/wordml/word16du" xmlns:w16sdtdh="http://schemas.microsoft.com/office/word/2020/wordml/sdtdatahash" xmlns:w16sdtfl="http://schemas.microsoft.com/office/word/2024/wordml/sdtformatlock" xmlns:w16se="http://schemas.microsoft.com/office/word/2015/wordml/symex" mc:Ignorable="w14 w15 w16se w16cid w16 w16cex w16sdtdh w16sdtfl w16du">
   <w:docDefaults>
     <w:rPrDefault>
       <w:rPr>
@@ -1269,155 +1366,556 @@
         <w:lang w:val="en-US" w:eastAsia="en-US" w:bidi="ar-SA"/>
       </w:rPr>
     </w:rPrDefault>
-    <w:pPrDefault>
-      <w:pPr>
-        <w:spacing w:after="200" w:line="276" w:lineRule="auto"/>
-      </w:pPr>
-    </w:pPrDefault>
+    <w:pPrDefault/>
   </w:docDefaults>
-  <w:latentStyles w:defLockedState="0" w:defUIPriority="99" w:defSemiHidden="1" w:defUnhideWhenUsed="1" w:defQFormat="0" w:count="267">
-    <w:lsdException w:name="Normal" w:semiHidden="0" w:uiPriority="0" w:unhideWhenUsed="0" w:qFormat="1"/>
-    <w:lsdException w:name="heading 1" w:semiHidden="0" w:uiPriority="9" w:unhideWhenUsed="0" w:qFormat="1"/>
-    <w:lsdException w:name="heading 2" w:uiPriority="9" w:qFormat="1"/>
-    <w:lsdException w:name="heading 3" w:uiPriority="9" w:qFormat="1"/>
-    <w:lsdException w:name="heading 4" w:uiPriority="9" w:qFormat="1"/>
-    <w:lsdException w:name="heading 5" w:uiPriority="9" w:qFormat="1"/>
-    <w:lsdException w:name="heading 6" w:uiPriority="9" w:qFormat="1"/>
-    <w:lsdException w:name="heading 7" w:uiPriority="9" w:qFormat="1"/>
-    <w:lsdException w:name="heading 8" w:uiPriority="9" w:qFormat="1"/>
-    <w:lsdException w:name="heading 9" w:uiPriority="9" w:qFormat="1"/>
-    <w:lsdException w:name="toc 1" w:uiPriority="39"/>
-    <w:lsdException w:name="toc 2" w:uiPriority="39"/>
-    <w:lsdException w:name="toc 3" w:uiPriority="39"/>
-    <w:lsdException w:name="toc 4" w:uiPriority="39"/>
-    <w:lsdException w:name="toc 5" w:uiPriority="39"/>
-    <w:lsdException w:name="toc 6" w:uiPriority="39"/>
-    <w:lsdException w:name="toc 7" w:uiPriority="39"/>
-    <w:lsdException w:name="toc 8" w:uiPriority="39"/>
-    <w:lsdException w:name="toc 9" w:uiPriority="39"/>
-    <w:lsdException w:name="caption" w:uiPriority="35" w:qFormat="1"/>
-    <w:lsdException w:name="Title" w:semiHidden="0" w:uiPriority="10" w:unhideWhenUsed="0" w:qFormat="1"/>
-    <w:lsdException w:name="Default Paragraph Font" w:uiPriority="1"/>
-    <w:lsdException w:name="Subtitle" w:semiHidden="0" w:uiPriority="11" w:unhideWhenUsed="0" w:qFormat="1"/>
-    <w:lsdException w:name="Strong" w:semiHidden="0" w:uiPriority="22" w:unhideWhenUsed="0" w:qFormat="1"/>
-    <w:lsdException w:name="Emphasis" w:semiHidden="0" w:uiPriority="20" w:unhideWhenUsed="0" w:qFormat="1"/>
-    <w:lsdException w:name="Table Grid" w:semiHidden="0" w:uiPriority="59" w:unhideWhenUsed="0"/>
-    <w:lsdException w:name="Placeholder Text" w:unhideWhenUsed="0"/>
-    <w:lsdException w:name="No Spacing" w:semiHidden="0" w:uiPriority="1" w:unhideWhenUsed="0" w:qFormat="1"/>
-    <w:lsdException w:name="Light Shading" w:semiHidden="0" w:uiPriority="60" w:unhideWhenUsed="0"/>
-    <w:lsdException w:name="Light List" w:semiHidden="0" w:uiPriority="61" w:unhideWhenUsed="0"/>
-    <w:lsdException w:name="Light Grid" w:semiHidden="0" w:uiPriority="62" w:unhideWhenUsed="0"/>
-    <w:lsdException w:name="Medium Shading 1" w:semiHidden="0" w:uiPriority="63" w:unhideWhenUsed="0"/>
-    <w:lsdException w:name="Medium Shading 2" w:semiHidden="0" w:uiPriority="64" w:unhideWhenUsed="0"/>
-    <w:lsdException w:name="Medium List 1" w:semiHidden="0" w:uiPriority="65" w:unhideWhenUsed="0"/>
-    <w:lsdException w:name="Medium List 2" w:semiHidden="0" w:uiPriority="66" w:unhideWhenUsed="0"/>
-    <w:lsdException w:name="Medium Grid 1" w:semiHidden="0" w:uiPriority="67" w:unhideWhenUsed="0"/>
-    <w:lsdException w:name="Medium Grid 2" w:semiHidden="0" w:uiPriority="68" w:unhideWhenUsed="0"/>
-    <w:lsdException w:name="Medium Grid 3" w:semiHidden="0" w:uiPriority="69" w:unhideWhenUsed="0"/>
-    <w:lsdException w:name="Dark List" w:semiHidden="0" w:uiPriority="70" w:unhideWhenUsed="0"/>
-    <w:lsdException w:name="Colorful Shading" w:semiHidden="0" w:uiPriority="71" w:unhideWhenUsed="0"/>
-    <w:lsdException w:name="Colorful List" w:semiHidden="0" w:uiPriority="72" w:unhideWhenUsed="0"/>
-    <w:lsdException w:name="Colorful Grid" w:semiHidden="0" w:uiPriority="73" w:unhideWhenUsed="0"/>
-    <w:lsdException w:name="Light Shading Accent 1" w:semiHidden="0" w:uiPriority="60" w:unhideWhenUsed="0"/>
-    <w:lsdException w:name="Light List Accent 1" w:semiHidden="0" w:uiPriority="61" w:unhideWhenUsed="0"/>
-    <w:lsdException w:name="Light Grid Accent 1" w:semiHidden="0" w:uiPriority="62" w:unhideWhenUsed="0"/>
-    <w:lsdException w:name="Medium Shading 1 Accent 1" w:semiHidden="0" w:uiPriority="63" w:unhideWhenUsed="0"/>
-    <w:lsdException w:name="Medium Shading 2 Accent 1" w:semiHidden="0" w:uiPriority="64" w:unhideWhenUsed="0"/>
-    <w:lsdException w:name="Medium List 1 Accent 1" w:semiHidden="0" w:uiPriority="65" w:unhideWhenUsed="0"/>
-    <w:lsdException w:name="Revision" w:unhideWhenUsed="0"/>
-    <w:lsdException w:name="List Paragraph" w:semiHidden="0" w:uiPriority="34" w:unhideWhenUsed="0" w:qFormat="1"/>
-    <w:lsdException w:name="Quote" w:semiHidden="0" w:uiPriority="29" w:unhideWhenUsed="0" w:qFormat="1"/>
-    <w:lsdException w:name="Intense Quote" w:semiHidden="0" w:uiPriority="30" w:unhideWhenUsed="0" w:qFormat="1"/>
-    <w:lsdException w:name="Medium List 2 Accent 1" w:semiHidden="0" w:uiPriority="66" w:unhideWhenUsed="0"/>
-    <w:lsdException w:name="Medium Grid 1 Accent 1" w:semiHidden="0" w:uiPriority="67" w:unhideWhenUsed="0"/>
-    <w:lsdException w:name="Medium Grid 2 Accent 1" w:semiHidden="0" w:uiPriority="68" w:unhideWhenUsed="0"/>
-    <w:lsdException w:name="Medium Grid 3 Accent 1" w:semiHidden="0" w:uiPriority="69" w:unhideWhenUsed="0"/>
-    <w:lsdException w:name="Dark List Accent 1" w:semiHidden="0" w:uiPriority="70" w:unhideWhenUsed="0"/>
-    <w:lsdException w:name="Colorful Shading Accent 1" w:semiHidden="0" w:uiPriority="71" w:unhideWhenUsed="0"/>
-    <w:lsdException w:name="Colorful List Accent 1" w:semiHidden="0" w:uiPriority="72" w:unhideWhenUsed="0"/>
-    <w:lsdException w:name="Colorful Grid Accent 1" w:semiHidden="0" w:uiPriority="73" w:unhideWhenUsed="0"/>
-    <w:lsdException w:name="Light Shading Accent 2" w:semiHidden="0" w:uiPriority="60" w:unhideWhenUsed="0"/>
-    <w:lsdException w:name="Light List Accent 2" w:semiHidden="0" w:uiPriority="61" w:unhideWhenUsed="0"/>
-    <w:lsdException w:name="Light Grid Accent 2" w:semiHidden="0" w:uiPriority="62" w:unhideWhenUsed="0"/>
-    <w:lsdException w:name="Medium Shading 1 Accent 2" w:semiHidden="0" w:uiPriority="63" w:unhideWhenUsed="0"/>
-    <w:lsdException w:name="Medium Shading 2 Accent 2" w:semiHidden="0" w:uiPriority="64" w:unhideWhenUsed="0"/>
-    <w:lsdException w:name="Medium List 1 Accent 2" w:semiHidden="0" w:uiPriority="65" w:unhideWhenUsed="0"/>
-    <w:lsdException w:name="Medium List 2 Accent 2" w:semiHidden="0" w:uiPriority="66" w:unhideWhenUsed="0"/>
-    <w:lsdException w:name="Medium Grid 1 Accent 2" w:semiHidden="0" w:uiPriority="67" w:unhideWhenUsed="0"/>
-    <w:lsdException w:name="Medium Grid 2 Accent 2" w:semiHidden="0" w:uiPriority="68" w:unhideWhenUsed="0"/>
-    <w:lsdException w:name="Medium Grid 3 Accent 2" w:semiHidden="0" w:uiPriority="69" w:unhideWhenUsed="0"/>
-    <w:lsdException w:name="Dark List Accent 2" w:semiHidden="0" w:uiPriority="70" w:unhideWhenUsed="0"/>
-    <w:lsdException w:name="Colorful Shading Accent 2" w:semiHidden="0" w:uiPriority="71" w:unhideWhenUsed="0"/>
-    <w:lsdException w:name="Colorful List Accent 2" w:semiHidden="0" w:uiPriority="72" w:unhideWhenUsed="0"/>
-    <w:lsdException w:name="Colorful Grid Accent 2" w:semiHidden="0" w:uiPriority="73" w:unhideWhenUsed="0"/>
-    <w:lsdException w:name="Light Shading Accent 3" w:semiHidden="0" w:uiPriority="60" w:unhideWhenUsed="0"/>
-    <w:lsdException w:name="Light List Accent 3" w:semiHidden="0" w:uiPriority="61" w:unhideWhenUsed="0"/>
-    <w:lsdException w:name="Light Grid Accent 3" w:semiHidden="0" w:uiPriority="62" w:unhideWhenUsed="0"/>
-    <w:lsdException w:name="Medium Shading 1 Accent 3" w:semiHidden="0" w:uiPriority="63" w:unhideWhenUsed="0"/>
-    <w:lsdException w:name="Medium Shading 2 Accent 3" w:semiHidden="0" w:uiPriority="64" w:unhideWhenUsed="0"/>
-    <w:lsdException w:name="Medium List 1 Accent 3" w:semiHidden="0" w:uiPriority="65" w:unhideWhenUsed="0"/>
-    <w:lsdException w:name="Medium List 2 Accent 3" w:semiHidden="0" w:uiPriority="66" w:unhideWhenUsed="0"/>
-    <w:lsdException w:name="Medium Grid 1 Accent 3" w:semiHidden="0" w:uiPriority="67" w:unhideWhenUsed="0"/>
-    <w:lsdException w:name="Medium Grid 2 Accent 3" w:semiHidden="0" w:uiPriority="68" w:unhideWhenUsed="0"/>
-    <w:lsdException w:name="Medium Grid 3 Accent 3" w:semiHidden="0" w:uiPriority="69" w:unhideWhenUsed="0"/>
-    <w:lsdException w:name="Dark List Accent 3" w:semiHidden="0" w:uiPriority="70" w:unhideWhenUsed="0"/>
-    <w:lsdException w:name="Colorful Shading Accent 3" w:semiHidden="0" w:uiPriority="71" w:unhideWhenUsed="0"/>
-    <w:lsdException w:name="Colorful List Accent 3" w:semiHidden="0" w:uiPriority="72" w:unhideWhenUsed="0"/>
-    <w:lsdException w:name="Colorful Grid Accent 3" w:semiHidden="0" w:uiPriority="73" w:unhideWhenUsed="0"/>
-    <w:lsdException w:name="Light Shading Accent 4" w:semiHidden="0" w:uiPriority="60" w:unhideWhenUsed="0"/>
-    <w:lsdException w:name="Light List Accent 4" w:semiHidden="0" w:uiPriority="61" w:unhideWhenUsed="0"/>
-    <w:lsdException w:name="Light Grid Accent 4" w:semiHidden="0" w:uiPriority="62" w:unhideWhenUsed="0"/>
-    <w:lsdException w:name="Medium Shading 1 Accent 4" w:semiHidden="0" w:uiPriority="63" w:unhideWhenUsed="0"/>
-    <w:lsdException w:name="Medium Shading 2 Accent 4" w:semiHidden="0" w:uiPriority="64" w:unhideWhenUsed="0"/>
-    <w:lsdException w:name="Medium List 1 Accent 4" w:semiHidden="0" w:uiPriority="65" w:unhideWhenUsed="0"/>
-    <w:lsdException w:name="Medium List 2 Accent 4" w:semiHidden="0" w:uiPriority="66" w:unhideWhenUsed="0"/>
-    <w:lsdException w:name="Medium Grid 1 Accent 4" w:semiHidden="0" w:uiPriority="67" w:unhideWhenUsed="0"/>
-    <w:lsdException w:name="Medium Grid 2 Accent 4" w:semiHidden="0" w:uiPriority="68" w:unhideWhenUsed="0"/>
-    <w:lsdException w:name="Medium Grid 3 Accent 4" w:semiHidden="0" w:uiPriority="69" w:unhideWhenUsed="0"/>
-    <w:lsdException w:name="Dark List Accent 4" w:semiHidden="0" w:uiPriority="70" w:unhideWhenUsed="0"/>
-    <w:lsdException w:name="Colorful Shading Accent 4" w:semiHidden="0" w:uiPriority="71" w:unhideWhenUsed="0"/>
-    <w:lsdException w:name="Colorful List Accent 4" w:semiHidden="0" w:uiPriority="72" w:unhideWhenUsed="0"/>
-    <w:lsdException w:name="Colorful Grid Accent 4" w:semiHidden="0" w:uiPriority="73" w:unhideWhenUsed="0"/>
-    <w:lsdException w:name="Light Shading Accent 5" w:semiHidden="0" w:uiPriority="60" w:unhideWhenUsed="0"/>
-    <w:lsdException w:name="Light List Accent 5" w:semiHidden="0" w:uiPriority="61" w:unhideWhenUsed="0"/>
-    <w:lsdException w:name="Light Grid Accent 5" w:semiHidden="0" w:uiPriority="62" w:unhideWhenUsed="0"/>
-    <w:lsdException w:name="Medium Shading 1 Accent 5" w:semiHidden="0" w:uiPriority="63" w:unhideWhenUsed="0"/>
-    <w:lsdException w:name="Medium Shading 2 Accent 5" w:semiHidden="0" w:uiPriority="64" w:unhideWhenUsed="0"/>
-    <w:lsdException w:name="Medium List 1 Accent 5" w:semiHidden="0" w:uiPriority="65" w:unhideWhenUsed="0"/>
-    <w:lsdException w:name="Medium List 2 Accent 5" w:semiHidden="0" w:uiPriority="66" w:unhideWhenUsed="0"/>
-    <w:lsdException w:name="Medium Grid 1 Accent 5" w:semiHidden="0" w:uiPriority="67" w:unhideWhenUsed="0"/>
-    <w:lsdException w:name="Medium Grid 2 Accent 5" w:semiHidden="0" w:uiPriority="68" w:unhideWhenUsed="0"/>
-    <w:lsdException w:name="Medium Grid 3 Accent 5" w:semiHidden="0" w:uiPriority="69" w:unhideWhenUsed="0"/>
-    <w:lsdException w:name="Dark List Accent 5" w:semiHidden="0" w:uiPriority="70" w:unhideWhenUsed="0"/>
-    <w:lsdException w:name="Colorful Shading Accent 5" w:semiHidden="0" w:uiPriority="71" w:unhideWhenUsed="0"/>
-    <w:lsdException w:name="Colorful List Accent 5" w:semiHidden="0" w:uiPriority="72" w:unhideWhenUsed="0"/>
-    <w:lsdException w:name="Colorful Grid Accent 5" w:semiHidden="0" w:uiPriority="73" w:unhideWhenUsed="0"/>
-    <w:lsdException w:name="Light Shading Accent 6" w:semiHidden="0" w:uiPriority="60" w:unhideWhenUsed="0"/>
-    <w:lsdException w:name="Light List Accent 6" w:semiHidden="0" w:uiPriority="61" w:unhideWhenUsed="0"/>
-    <w:lsdException w:name="Light Grid Accent 6" w:semiHidden="0" w:uiPriority="62" w:unhideWhenUsed="0"/>
-    <w:lsdException w:name="Medium Shading 1 Accent 6" w:semiHidden="0" w:uiPriority="63" w:unhideWhenUsed="0"/>
-    <w:lsdException w:name="Medium Shading 2 Accent 6" w:semiHidden="0" w:uiPriority="64" w:unhideWhenUsed="0"/>
-    <w:lsdException w:name="Medium List 1 Accent 6" w:semiHidden="0" w:uiPriority="65" w:unhideWhenUsed="0"/>
-    <w:lsdException w:name="Medium List 2 Accent 6" w:semiHidden="0" w:uiPriority="66" w:unhideWhenUsed="0"/>
-    <w:lsdException w:name="Medium Grid 1 Accent 6" w:semiHidden="0" w:uiPriority="67" w:unhideWhenUsed="0"/>
-    <w:lsdException w:name="Medium Grid 2 Accent 6" w:semiHidden="0" w:uiPriority="68" w:unhideWhenUsed="0"/>
-    <w:lsdException w:name="Medium Grid 3 Accent 6" w:semiHidden="0" w:uiPriority="69" w:unhideWhenUsed="0"/>
-    <w:lsdException w:name="Dark List Accent 6" w:semiHidden="0" w:uiPriority="70" w:unhideWhenUsed="0"/>
-    <w:lsdException w:name="Colorful Shading Accent 6" w:semiHidden="0" w:uiPriority="71" w:unhideWhenUsed="0"/>
-    <w:lsdException w:name="Colorful List Accent 6" w:semiHidden="0" w:uiPriority="72" w:unhideWhenUsed="0"/>
-    <w:lsdException w:name="Colorful Grid Accent 6" w:semiHidden="0" w:uiPriority="73" w:unhideWhenUsed="0"/>
-    <w:lsdException w:name="Subtle Emphasis" w:semiHidden="0" w:uiPriority="19" w:unhideWhenUsed="0" w:qFormat="1"/>
-    <w:lsdException w:name="Intense Emphasis" w:semiHidden="0" w:uiPriority="21" w:unhideWhenUsed="0" w:qFormat="1"/>
-    <w:lsdException w:name="Subtle Reference" w:semiHidden="0" w:uiPriority="31" w:unhideWhenUsed="0" w:qFormat="1"/>
-    <w:lsdException w:name="Intense Reference" w:semiHidden="0" w:uiPriority="32" w:unhideWhenUsed="0" w:qFormat="1"/>
-    <w:lsdException w:name="Book Title" w:semiHidden="0" w:uiPriority="33" w:unhideWhenUsed="0" w:qFormat="1"/>
-    <w:lsdException w:name="Bibliography" w:uiPriority="37"/>
-    <w:lsdException w:name="TOC Heading" w:uiPriority="39" w:qFormat="1"/>
+  <w:latentStyles w:defLockedState="0" w:defUIPriority="99" w:defSemiHidden="0" w:defUnhideWhenUsed="0" w:defQFormat="0" w:count="376">
+    <w:lsdException w:name="Normal" w:uiPriority="0" w:qFormat="1"/>
+    <w:lsdException w:name="heading 1" w:uiPriority="0" w:qFormat="1"/>
+    <w:lsdException w:name="heading 2" w:semiHidden="1" w:uiPriority="0" w:unhideWhenUsed="1" w:qFormat="1"/>
+    <w:lsdException w:name="heading 3" w:semiHidden="1" w:uiPriority="0" w:unhideWhenUsed="1" w:qFormat="1"/>
+    <w:lsdException w:name="heading 4" w:semiHidden="1" w:uiPriority="0" w:unhideWhenUsed="1" w:qFormat="1"/>
+    <w:lsdException w:name="heading 5" w:semiHidden="1" w:uiPriority="0" w:unhideWhenUsed="1" w:qFormat="1"/>
+    <w:lsdException w:name="heading 6" w:semiHidden="1" w:uiPriority="0" w:unhideWhenUsed="1" w:qFormat="1"/>
+    <w:lsdException w:name="heading 7" w:semiHidden="1" w:uiPriority="0" w:unhideWhenUsed="1" w:qFormat="1"/>
+    <w:lsdException w:name="heading 8" w:semiHidden="1" w:uiPriority="0" w:unhideWhenUsed="1" w:qFormat="1"/>
+    <w:lsdException w:name="heading 9" w:semiHidden="1" w:uiPriority="0" w:unhideWhenUsed="1" w:qFormat="1"/>
+    <w:lsdException w:name="index 1" w:semiHidden="1" w:unhideWhenUsed="1"/>
+    <w:lsdException w:name="index 2" w:semiHidden="1" w:unhideWhenUsed="1"/>
+    <w:lsdException w:name="index 3" w:semiHidden="1" w:unhideWhenUsed="1"/>
+    <w:lsdException w:name="index 4" w:semiHidden="1" w:unhideWhenUsed="1"/>
+    <w:lsdException w:name="index 5" w:semiHidden="1" w:unhideWhenUsed="1"/>
+    <w:lsdException w:name="index 6" w:semiHidden="1" w:unhideWhenUsed="1"/>
+    <w:lsdException w:name="index 7" w:semiHidden="1" w:unhideWhenUsed="1"/>
+    <w:lsdException w:name="index 8" w:semiHidden="1" w:unhideWhenUsed="1"/>
+    <w:lsdException w:name="index 9" w:semiHidden="1" w:unhideWhenUsed="1"/>
+    <w:lsdException w:name="toc 1" w:semiHidden="1" w:uiPriority="39" w:unhideWhenUsed="1"/>
+    <w:lsdException w:name="toc 2" w:semiHidden="1" w:uiPriority="39" w:unhideWhenUsed="1"/>
+    <w:lsdException w:name="toc 3" w:semiHidden="1" w:uiPriority="39" w:unhideWhenUsed="1"/>
+    <w:lsdException w:name="toc 4" w:semiHidden="1" w:uiPriority="39" w:unhideWhenUsed="1"/>
+    <w:lsdException w:name="toc 5" w:semiHidden="1" w:uiPriority="39" w:unhideWhenUsed="1"/>
+    <w:lsdException w:name="toc 6" w:semiHidden="1" w:uiPriority="39" w:unhideWhenUsed="1"/>
+    <w:lsdException w:name="toc 7" w:semiHidden="1" w:uiPriority="39" w:unhideWhenUsed="1"/>
+    <w:lsdException w:name="toc 8" w:semiHidden="1" w:uiPriority="39" w:unhideWhenUsed="1"/>
+    <w:lsdException w:name="toc 9" w:semiHidden="1" w:uiPriority="39" w:unhideWhenUsed="1"/>
+    <w:lsdException w:name="Normal Indent" w:semiHidden="1" w:unhideWhenUsed="1"/>
+    <w:lsdException w:name="footnote text" w:semiHidden="1" w:unhideWhenUsed="1"/>
+    <w:lsdException w:name="annotation text" w:semiHidden="1" w:unhideWhenUsed="1"/>
+    <w:lsdException w:name="header" w:semiHidden="1" w:unhideWhenUsed="1"/>
+    <w:lsdException w:name="footer" w:semiHidden="1" w:unhideWhenUsed="1"/>
+    <w:lsdException w:name="index heading" w:semiHidden="1" w:unhideWhenUsed="1"/>
+    <w:lsdException w:name="caption" w:semiHidden="1" w:uiPriority="35" w:unhideWhenUsed="1" w:qFormat="1"/>
+    <w:lsdException w:name="table of figures" w:semiHidden="1" w:unhideWhenUsed="1"/>
+    <w:lsdException w:name="envelope address" w:semiHidden="1" w:unhideWhenUsed="1"/>
+    <w:lsdException w:name="envelope return" w:semiHidden="1" w:unhideWhenUsed="1"/>
+    <w:lsdException w:name="footnote reference" w:semiHidden="1" w:unhideWhenUsed="1"/>
+    <w:lsdException w:name="annotation reference" w:semiHidden="1" w:unhideWhenUsed="1"/>
+    <w:lsdException w:name="line number" w:semiHidden="1" w:unhideWhenUsed="1"/>
+    <w:lsdException w:name="page number" w:semiHidden="1" w:unhideWhenUsed="1"/>
+    <w:lsdException w:name="endnote reference" w:semiHidden="1" w:unhideWhenUsed="1"/>
+    <w:lsdException w:name="endnote text" w:semiHidden="1" w:unhideWhenUsed="1"/>
+    <w:lsdException w:name="table of authorities" w:semiHidden="1" w:unhideWhenUsed="1"/>
+    <w:lsdException w:name="macro" w:semiHidden="1" w:unhideWhenUsed="1"/>
+    <w:lsdException w:name="toa heading" w:semiHidden="1" w:unhideWhenUsed="1"/>
+    <w:lsdException w:name="List" w:semiHidden="1" w:unhideWhenUsed="1"/>
+    <w:lsdException w:name="List Bullet" w:semiHidden="1" w:unhideWhenUsed="1"/>
+    <w:lsdException w:name="List Number" w:semiHidden="1" w:unhideWhenUsed="1"/>
+    <w:lsdException w:name="List 2" w:semiHidden="1" w:unhideWhenUsed="1"/>
+    <w:lsdException w:name="List 3" w:semiHidden="1" w:unhideWhenUsed="1"/>
+    <w:lsdException w:name="List 4" w:semiHidden="1" w:unhideWhenUsed="1"/>
+    <w:lsdException w:name="List 5" w:semiHidden="1" w:unhideWhenUsed="1"/>
+    <w:lsdException w:name="List Bullet 2" w:semiHidden="1" w:unhideWhenUsed="1"/>
+    <w:lsdException w:name="List Bullet 3" w:semiHidden="1" w:unhideWhenUsed="1"/>
+    <w:lsdException w:name="List Bullet 4" w:semiHidden="1" w:unhideWhenUsed="1"/>
+    <w:lsdException w:name="List Bullet 5" w:semiHidden="1" w:unhideWhenUsed="1"/>
+    <w:lsdException w:name="List Number 2" w:semiHidden="1" w:unhideWhenUsed="1"/>
+    <w:lsdException w:name="List Number 3" w:semiHidden="1" w:unhideWhenUsed="1"/>
+    <w:lsdException w:name="List Number 4" w:semiHidden="1" w:unhideWhenUsed="1"/>
+    <w:lsdException w:name="List Number 5" w:semiHidden="1" w:unhideWhenUsed="1"/>
+    <w:lsdException w:name="Title" w:uiPriority="10" w:qFormat="1"/>
+    <w:lsdException w:name="Closing" w:semiHidden="1" w:unhideWhenUsed="1"/>
+    <w:lsdException w:name="Signature" w:semiHidden="1" w:unhideWhenUsed="1"/>
+    <w:lsdException w:name="Default Paragraph Font" w:semiHidden="1" w:uiPriority="1" w:unhideWhenUsed="1"/>
+    <w:lsdException w:name="Body Text" w:semiHidden="1" w:unhideWhenUsed="1"/>
+    <w:lsdException w:name="Body Text Indent" w:semiHidden="1" w:unhideWhenUsed="1"/>
+    <w:lsdException w:name="List Continue" w:semiHidden="1" w:unhideWhenUsed="1"/>
+    <w:lsdException w:name="List Continue 2" w:semiHidden="1" w:unhideWhenUsed="1"/>
+    <w:lsdException w:name="List Continue 3" w:semiHidden="1" w:unhideWhenUsed="1"/>
+    <w:lsdException w:name="List Continue 4" w:semiHidden="1" w:unhideWhenUsed="1"/>
+    <w:lsdException w:name="List Continue 5" w:semiHidden="1" w:unhideWhenUsed="1"/>
+    <w:lsdException w:name="Message Header" w:semiHidden="1" w:unhideWhenUsed="1"/>
+    <w:lsdException w:name="Subtitle" w:uiPriority="11" w:qFormat="1"/>
+    <w:lsdException w:name="Salutation" w:semiHidden="1" w:unhideWhenUsed="1"/>
+    <w:lsdException w:name="Date" w:semiHidden="1" w:unhideWhenUsed="1"/>
+    <w:lsdException w:name="Body Text First Indent" w:semiHidden="1" w:unhideWhenUsed="1"/>
+    <w:lsdException w:name="Body Text First Indent 2" w:semiHidden="1" w:unhideWhenUsed="1"/>
+    <w:lsdException w:name="Note Heading" w:semiHidden="1" w:unhideWhenUsed="1"/>
+    <w:lsdException w:name="Body Text 2" w:semiHidden="1" w:unhideWhenUsed="1"/>
+    <w:lsdException w:name="Body Text 3" w:semiHidden="1" w:unhideWhenUsed="1"/>
+    <w:lsdException w:name="Body Text Indent 2" w:semiHidden="1" w:unhideWhenUsed="1"/>
+    <w:lsdException w:name="Body Text Indent 3" w:semiHidden="1" w:unhideWhenUsed="1"/>
+    <w:lsdException w:name="Block Text" w:semiHidden="1" w:unhideWhenUsed="1"/>
+    <w:lsdException w:name="Hyperlink" w:semiHidden="1" w:unhideWhenUsed="1"/>
+    <w:lsdException w:name="FollowedHyperlink" w:semiHidden="1" w:unhideWhenUsed="1"/>
+    <w:lsdException w:name="Strong" w:uiPriority="22" w:qFormat="1"/>
+    <w:lsdException w:name="Emphasis" w:uiPriority="20" w:qFormat="1"/>
+    <w:lsdException w:name="Document Map" w:semiHidden="1" w:unhideWhenUsed="1"/>
+    <w:lsdException w:name="Plain Text" w:semiHidden="1" w:unhideWhenUsed="1"/>
+    <w:lsdException w:name="E-mail Signature" w:semiHidden="1" w:unhideWhenUsed="1"/>
+    <w:lsdException w:name="HTML Top of Form" w:semiHidden="1" w:unhideWhenUsed="1"/>
+    <w:lsdException w:name="HTML Bottom of Form" w:semiHidden="1" w:unhideWhenUsed="1"/>
+    <w:lsdException w:name="Normal (Web)" w:semiHidden="1" w:unhideWhenUsed="1"/>
+    <w:lsdException w:name="HTML Acronym" w:semiHidden="1" w:unhideWhenUsed="1"/>
+    <w:lsdException w:name="HTML Address" w:semiHidden="1" w:unhideWhenUsed="1"/>
+    <w:lsdException w:name="HTML Cite" w:semiHidden="1" w:unhideWhenUsed="1"/>
+    <w:lsdException w:name="HTML Code" w:semiHidden="1" w:unhideWhenUsed="1"/>
+    <w:lsdException w:name="HTML Definition" w:semiHidden="1" w:unhideWhenUsed="1"/>
+    <w:lsdException w:name="HTML Keyboard" w:semiHidden="1" w:unhideWhenUsed="1"/>
+    <w:lsdException w:name="HTML Preformatted" w:semiHidden="1" w:unhideWhenUsed="1"/>
+    <w:lsdException w:name="HTML Sample" w:semiHidden="1" w:unhideWhenUsed="1"/>
+    <w:lsdException w:name="HTML Typewriter" w:semiHidden="1" w:unhideWhenUsed="1"/>
+    <w:lsdException w:name="HTML Variable" w:semiHidden="1" w:unhideWhenUsed="1"/>
+    <w:lsdException w:name="Normal Table" w:semiHidden="1" w:unhideWhenUsed="1"/>
+    <w:lsdException w:name="annotation subject" w:semiHidden="1" w:unhideWhenUsed="1"/>
+    <w:lsdException w:name="No List" w:semiHidden="1" w:unhideWhenUsed="1"/>
+    <w:lsdException w:name="Outline List 1" w:semiHidden="1" w:unhideWhenUsed="1"/>
+    <w:lsdException w:name="Outline List 2" w:semiHidden="1" w:unhideWhenUsed="1"/>
+    <w:lsdException w:name="Outline List 3" w:semiHidden="1" w:unhideWhenUsed="1"/>
+    <w:lsdException w:name="Table Simple 1" w:semiHidden="1" w:unhideWhenUsed="1"/>
+    <w:lsdException w:name="Table Simple 2" w:semiHidden="1" w:unhideWhenUsed="1"/>
+    <w:lsdException w:name="Table Simple 3" w:semiHidden="1" w:unhideWhenUsed="1"/>
+    <w:lsdException w:name="Table Classic 1" w:semiHidden="1" w:unhideWhenUsed="1"/>
+    <w:lsdException w:name="Table Classic 2" w:semiHidden="1" w:unhideWhenUsed="1"/>
+    <w:lsdException w:name="Table Classic 3" w:semiHidden="1" w:unhideWhenUsed="1"/>
+    <w:lsdException w:name="Table Classic 4" w:semiHidden="1" w:unhideWhenUsed="1"/>
+    <w:lsdException w:name="Table Colorful 1" w:semiHidden="1" w:unhideWhenUsed="1"/>
+    <w:lsdException w:name="Table Colorful 2" w:semiHidden="1" w:unhideWhenUsed="1"/>
+    <w:lsdException w:name="Table Colorful 3" w:semiHidden="1" w:unhideWhenUsed="1"/>
+    <w:lsdException w:name="Table Columns 1" w:semiHidden="1" w:unhideWhenUsed="1"/>
+    <w:lsdException w:name="Table Columns 2" w:semiHidden="1" w:unhideWhenUsed="1"/>
+    <w:lsdException w:name="Table Columns 3" w:semiHidden="1" w:unhideWhenUsed="1"/>
+    <w:lsdException w:name="Table Columns 4" w:semiHidden="1" w:unhideWhenUsed="1"/>
+    <w:lsdException w:name="Table Columns 5" w:semiHidden="1" w:unhideWhenUsed="1"/>
+    <w:lsdException w:name="Table Grid 1" w:semiHidden="1" w:unhideWhenUsed="1"/>
+    <w:lsdException w:name="Table Grid 2" w:semiHidden="1" w:unhideWhenUsed="1"/>
+    <w:lsdException w:name="Table Grid 3" w:semiHidden="1" w:unhideWhenUsed="1"/>
+    <w:lsdException w:name="Table Grid 4" w:semiHidden="1" w:unhideWhenUsed="1"/>
+    <w:lsdException w:name="Table Grid 5" w:semiHidden="1" w:unhideWhenUsed="1"/>
+    <w:lsdException w:name="Table Grid 6" w:semiHidden="1" w:unhideWhenUsed="1"/>
+    <w:lsdException w:name="Table Grid 7" w:semiHidden="1" w:unhideWhenUsed="1"/>
+    <w:lsdException w:name="Table Grid 8" w:semiHidden="1" w:unhideWhenUsed="1"/>
+    <w:lsdException w:name="Table List 1" w:semiHidden="1" w:unhideWhenUsed="1"/>
+    <w:lsdException w:name="Table List 2" w:semiHidden="1" w:unhideWhenUsed="1"/>
+    <w:lsdException w:name="Table List 3" w:semiHidden="1" w:unhideWhenUsed="1"/>
+    <w:lsdException w:name="Table List 4" w:semiHidden="1" w:unhideWhenUsed="1"/>
+    <w:lsdException w:name="Table List 5" w:semiHidden="1" w:unhideWhenUsed="1"/>
+    <w:lsdException w:name="Table List 6" w:semiHidden="1" w:unhideWhenUsed="1"/>
+    <w:lsdException w:name="Table List 7" w:semiHidden="1" w:unhideWhenUsed="1"/>
+    <w:lsdException w:name="Table List 8" w:semiHidden="1" w:unhideWhenUsed="1"/>
+    <w:lsdException w:name="Table 3D effects 1" w:semiHidden="1" w:unhideWhenUsed="1"/>
+    <w:lsdException w:name="Table 3D effects 2" w:semiHidden="1" w:unhideWhenUsed="1"/>
+    <w:lsdException w:name="Table 3D effects 3" w:semiHidden="1" w:unhideWhenUsed="1"/>
+    <w:lsdException w:name="Table Contemporary" w:semiHidden="1" w:unhideWhenUsed="1"/>
+    <w:lsdException w:name="Table Elegant" w:semiHidden="1" w:unhideWhenUsed="1"/>
+    <w:lsdException w:name="Table Professional" w:semiHidden="1" w:unhideWhenUsed="1"/>
+    <w:lsdException w:name="Table Subtle 1" w:semiHidden="1" w:unhideWhenUsed="1"/>
+    <w:lsdException w:name="Table Subtle 2" w:semiHidden="1" w:unhideWhenUsed="1"/>
+    <w:lsdException w:name="Table Web 1" w:semiHidden="1" w:unhideWhenUsed="1"/>
+    <w:lsdException w:name="Table Web 2" w:semiHidden="1" w:unhideWhenUsed="1"/>
+    <w:lsdException w:name="Table Web 3" w:semiHidden="1" w:unhideWhenUsed="1"/>
+    <w:lsdException w:name="Balloon Text" w:semiHidden="1" w:unhideWhenUsed="1"/>
+    <w:lsdException w:name="Table Grid" w:uiPriority="59"/>
+    <w:lsdException w:name="Table Theme" w:semiHidden="1" w:unhideWhenUsed="1"/>
+    <w:lsdException w:name="Placeholder Text" w:semiHidden="1"/>
+    <w:lsdException w:name="No Spacing" w:uiPriority="1" w:qFormat="1"/>
+    <w:lsdException w:name="Light Shading" w:uiPriority="60"/>
+    <w:lsdException w:name="Light List" w:uiPriority="61"/>
+    <w:lsdException w:name="Light Grid" w:uiPriority="62"/>
+    <w:lsdException w:name="Medium Shading 1" w:uiPriority="63"/>
+    <w:lsdException w:name="Medium Shading 2" w:uiPriority="64"/>
+    <w:lsdException w:name="Medium List 1" w:uiPriority="65"/>
+    <w:lsdException w:name="Medium List 2" w:uiPriority="66"/>
+    <w:lsdException w:name="Medium Grid 1" w:uiPriority="67"/>
+    <w:lsdException w:name="Medium Grid 2" w:uiPriority="68"/>
+    <w:lsdException w:name="Medium Grid 3" w:uiPriority="69"/>
+    <w:lsdException w:name="Dark List" w:uiPriority="70"/>
+    <w:lsdException w:name="Colorful Shading" w:uiPriority="71"/>
+    <w:lsdException w:name="Colorful List" w:uiPriority="72"/>
+    <w:lsdException w:name="Colorful Grid" w:uiPriority="73"/>
+    <w:lsdException w:name="Light Shading Accent 1" w:uiPriority="60"/>
+    <w:lsdException w:name="Light List Accent 1" w:uiPriority="61"/>
+    <w:lsdException w:name="Light Grid Accent 1" w:uiPriority="62"/>
+    <w:lsdException w:name="Medium Shading 1 Accent 1" w:uiPriority="63"/>
+    <w:lsdException w:name="Medium Shading 2 Accent 1" w:uiPriority="64"/>
+    <w:lsdException w:name="Medium List 1 Accent 1" w:uiPriority="65"/>
+    <w:lsdException w:name="Revision" w:semiHidden="1"/>
+    <w:lsdException w:name="List Paragraph" w:uiPriority="34" w:qFormat="1"/>
+    <w:lsdException w:name="Quote" w:uiPriority="29" w:qFormat="1"/>
+    <w:lsdException w:name="Intense Quote" w:uiPriority="30" w:qFormat="1"/>
+    <w:lsdException w:name="Medium List 2 Accent 1" w:uiPriority="66"/>
+    <w:lsdException w:name="Medium Grid 1 Accent 1" w:uiPriority="67"/>
+    <w:lsdException w:name="Medium Grid 2 Accent 1" w:uiPriority="68"/>
+    <w:lsdException w:name="Medium Grid 3 Accent 1" w:uiPriority="69"/>
+    <w:lsdException w:name="Dark List Accent 1" w:uiPriority="70"/>
+    <w:lsdException w:name="Colorful Shading Accent 1" w:uiPriority="71"/>
+    <w:lsdException w:name="Colorful List Accent 1" w:uiPriority="72"/>
+    <w:lsdException w:name="Colorful Grid Accent 1" w:uiPriority="73"/>
+    <w:lsdException w:name="Light Shading Accent 2" w:uiPriority="60"/>
+    <w:lsdException w:name="Light List Accent 2" w:uiPriority="61"/>
+    <w:lsdException w:name="Light Grid Accent 2" w:uiPriority="62"/>
+    <w:lsdException w:name="Medium Shading 1 Accent 2" w:uiPriority="63"/>
+    <w:lsdException w:name="Medium Shading 2 Accent 2" w:uiPriority="64"/>
+    <w:lsdException w:name="Medium List 1 Accent 2" w:uiPriority="65"/>
+    <w:lsdException w:name="Medium List 2 Accent 2" w:uiPriority="66"/>
+    <w:lsdException w:name="Medium Grid 1 Accent 2" w:uiPriority="67"/>
+    <w:lsdException w:name="Medium Grid 2 Accent 2" w:uiPriority="68"/>
+    <w:lsdException w:name="Medium Grid 3 Accent 2" w:uiPriority="69"/>
+    <w:lsdException w:name="Dark List Accent 2" w:uiPriority="70"/>
+    <w:lsdException w:name="Colorful Shading Accent 2" w:uiPriority="71"/>
+    <w:lsdException w:name="Colorful List Accent 2" w:uiPriority="72"/>
+    <w:lsdException w:name="Colorful Grid Accent 2" w:uiPriority="73"/>
+    <w:lsdException w:name="Light Shading Accent 3" w:uiPriority="60"/>
+    <w:lsdException w:name="Light List Accent 3" w:uiPriority="61"/>
+    <w:lsdException w:name="Light Grid Accent 3" w:uiPriority="62"/>
+    <w:lsdException w:name="Medium Shading 1 Accent 3" w:uiPriority="63"/>
+    <w:lsdException w:name="Medium Shading 2 Accent 3" w:uiPriority="64"/>
+    <w:lsdException w:name="Medium List 1 Accent 3" w:uiPriority="65"/>
+    <w:lsdException w:name="Medium List 2 Accent 3" w:uiPriority="66"/>
+    <w:lsdException w:name="Medium Grid 1 Accent 3" w:uiPriority="67"/>
+    <w:lsdException w:name="Medium Grid 2 Accent 3" w:uiPriority="68"/>
+    <w:lsdException w:name="Medium Grid 3 Accent 3" w:uiPriority="69"/>
+    <w:lsdException w:name="Dark List Accent 3" w:uiPriority="70"/>
+    <w:lsdException w:name="Colorful Shading Accent 3" w:uiPriority="71"/>
+    <w:lsdException w:name="Colorful List Accent 3" w:uiPriority="72"/>
+    <w:lsdException w:name="Colorful Grid Accent 3" w:uiPriority="73"/>
+    <w:lsdException w:name="Light Shading Accent 4" w:uiPriority="60"/>
+    <w:lsdException w:name="Light List Accent 4" w:uiPriority="61"/>
+    <w:lsdException w:name="Light Grid Accent 4" w:uiPriority="62"/>
+    <w:lsdException w:name="Medium Shading 1 Accent 4" w:uiPriority="63"/>
+    <w:lsdException w:name="Medium Shading 2 Accent 4" w:uiPriority="64"/>
+    <w:lsdException w:name="Medium List 1 Accent 4" w:uiPriority="65"/>
+    <w:lsdException w:name="Medium List 2 Accent 4" w:uiPriority="66"/>
+    <w:lsdException w:name="Medium Grid 1 Accent 4" w:uiPriority="67"/>
+    <w:lsdException w:name="Medium Grid 2 Accent 4" w:uiPriority="68"/>
+    <w:lsdException w:name="Medium Grid 3 Accent 4" w:uiPriority="69"/>
+    <w:lsdException w:name="Dark List Accent 4" w:uiPriority="70"/>
+    <w:lsdException w:name="Colorful Shading Accent 4" w:uiPriority="71"/>
+    <w:lsdException w:name="Colorful List Accent 4" w:uiPriority="72"/>
+    <w:lsdException w:name="Colorful Grid Accent 4" w:uiPriority="73"/>
+    <w:lsdException w:name="Light Shading Accent 5" w:uiPriority="60"/>
+    <w:lsdException w:name="Light List Accent 5" w:uiPriority="61"/>
+    <w:lsdException w:name="Light Grid Accent 5" w:uiPriority="62"/>
+    <w:lsdException w:name="Medium Shading 1 Accent 5" w:uiPriority="63"/>
+    <w:lsdException w:name="Medium Shading 2 Accent 5" w:uiPriority="64"/>
+    <w:lsdException w:name="Medium List 1 Accent 5" w:uiPriority="65"/>
+    <w:lsdException w:name="Medium List 2 Accent 5" w:uiPriority="66"/>
+    <w:lsdException w:name="Medium Grid 1 Accent 5" w:uiPriority="67"/>
+    <w:lsdException w:name="Medium Grid 2 Accent 5" w:uiPriority="68"/>
+    <w:lsdException w:name="Medium Grid 3 Accent 5" w:uiPriority="69"/>
+    <w:lsdException w:name="Dark List Accent 5" w:uiPriority="70"/>
+    <w:lsdException w:name="Colorful Shading Accent 5" w:uiPriority="71"/>
+    <w:lsdException w:name="Colorful List Accent 5" w:uiPriority="72"/>
+    <w:lsdException w:name="Colorful Grid Accent 5" w:uiPriority="73"/>
+    <w:lsdException w:name="Light Shading Accent 6" w:uiPriority="60"/>
+    <w:lsdException w:name="Light List Accent 6" w:uiPriority="61"/>
+    <w:lsdException w:name="Light Grid Accent 6" w:uiPriority="62"/>
+    <w:lsdException w:name="Medium Shading 1 Accent 6" w:uiPriority="63"/>
+    <w:lsdException w:name="Medium Shading 2 Accent 6" w:uiPriority="64"/>
+    <w:lsdException w:name="Medium List 1 Accent 6" w:uiPriority="65"/>
+    <w:lsdException w:name="Medium List 2 Accent 6" w:uiPriority="66"/>
+    <w:lsdException w:name="Medium Grid 1 Accent 6" w:uiPriority="67"/>
+    <w:lsdException w:name="Medium Grid 2 Accent 6" w:uiPriority="68"/>
+    <w:lsdException w:name="Medium Grid 3 Accent 6" w:uiPriority="69"/>
+    <w:lsdException w:name="Dark List Accent 6" w:uiPriority="70"/>
+    <w:lsdException w:name="Colorful Shading Accent 6" w:uiPriority="71"/>
+    <w:lsdException w:name="Colorful List Accent 6" w:uiPriority="72"/>
+    <w:lsdException w:name="Colorful Grid Accent 6" w:uiPriority="73"/>
+    <w:lsdException w:name="Subtle Emphasis" w:uiPriority="19" w:qFormat="1"/>
+    <w:lsdException w:name="Intense Emphasis" w:uiPriority="21" w:qFormat="1"/>
+    <w:lsdException w:name="Subtle Reference" w:uiPriority="31" w:qFormat="1"/>
+    <w:lsdException w:name="Intense Reference" w:uiPriority="32" w:qFormat="1"/>
+    <w:lsdException w:name="Book Title" w:uiPriority="33" w:qFormat="1"/>
+    <w:lsdException w:name="Bibliography" w:semiHidden="1" w:uiPriority="37" w:unhideWhenUsed="1"/>
+    <w:lsdException w:name="TOC Heading" w:semiHidden="1" w:uiPriority="39" w:unhideWhenUsed="1" w:qFormat="1"/>
+    <w:lsdException w:name="Plain Table 1" w:uiPriority="41"/>
+    <w:lsdException w:name="Plain Table 2" w:uiPriority="42"/>
+    <w:lsdException w:name="Plain Table 3" w:uiPriority="43"/>
+    <w:lsdException w:name="Plain Table 4" w:uiPriority="44"/>
+    <w:lsdException w:name="Plain Table 5" w:uiPriority="45"/>
+    <w:lsdException w:name="Grid Table Light" w:uiPriority="40"/>
+    <w:lsdException w:name="Grid Table 1 Light" w:uiPriority="46"/>
+    <w:lsdException w:name="Grid Table 2" w:uiPriority="47"/>
+    <w:lsdException w:name="Grid Table 3" w:uiPriority="48"/>
+    <w:lsdException w:name="Grid Table 4" w:uiPriority="49"/>
+    <w:lsdException w:name="Grid Table 5 Dark" w:uiPriority="50"/>
+    <w:lsdException w:name="Grid Table 6 Colorful" w:uiPriority="51"/>
+    <w:lsdException w:name="Grid Table 7 Colorful" w:uiPriority="52"/>
+    <w:lsdException w:name="Grid Table 1 Light Accent 1" w:uiPriority="46"/>
+    <w:lsdException w:name="Grid Table 2 Accent 1" w:uiPriority="47"/>
+    <w:lsdException w:name="Grid Table 3 Accent 1" w:uiPriority="48"/>
+    <w:lsdException w:name="Grid Table 4 Accent 1" w:uiPriority="49"/>
+    <w:lsdException w:name="Grid Table 5 Dark Accent 1" w:uiPriority="50"/>
+    <w:lsdException w:name="Grid Table 6 Colorful Accent 1" w:uiPriority="51"/>
+    <w:lsdException w:name="Grid Table 7 Colorful Accent 1" w:uiPriority="52"/>
+    <w:lsdException w:name="Grid Table 1 Light Accent 2" w:uiPriority="46"/>
+    <w:lsdException w:name="Grid Table 2 Accent 2" w:uiPriority="47"/>
+    <w:lsdException w:name="Grid Table 3 Accent 2" w:uiPriority="48"/>
+    <w:lsdException w:name="Grid Table 4 Accent 2" w:uiPriority="49"/>
+    <w:lsdException w:name="Grid Table 5 Dark Accent 2" w:uiPriority="50"/>
+    <w:lsdException w:name="Grid Table 6 Colorful Accent 2" w:uiPriority="51"/>
+    <w:lsdException w:name="Grid Table 7 Colorful Accent 2" w:uiPriority="52"/>
+    <w:lsdException w:name="Grid Table 1 Light Accent 3" w:uiPriority="46"/>
+    <w:lsdException w:name="Grid Table 2 Accent 3" w:uiPriority="47"/>
+    <w:lsdException w:name="Grid Table 3 Accent 3" w:uiPriority="48"/>
+    <w:lsdException w:name="Grid Table 4 Accent 3" w:uiPriority="49"/>
+    <w:lsdException w:name="Grid Table 5 Dark Accent 3" w:uiPriority="50"/>
+    <w:lsdException w:name="Grid Table 6 Colorful Accent 3" w:uiPriority="51"/>
+    <w:lsdException w:name="Grid Table 7 Colorful Accent 3" w:uiPriority="52"/>
+    <w:lsdException w:name="Grid Table 1 Light Accent 4" w:uiPriority="46"/>
+    <w:lsdException w:name="Grid Table 2 Accent 4" w:uiPriority="47"/>
+    <w:lsdException w:name="Grid Table 3 Accent 4" w:uiPriority="48"/>
+    <w:lsdException w:name="Grid Table 4 Accent 4" w:uiPriority="49"/>
+    <w:lsdException w:name="Grid Table 5 Dark Accent 4" w:uiPriority="50"/>
+    <w:lsdException w:name="Grid Table 6 Colorful Accent 4" w:uiPriority="51"/>
+    <w:lsdException w:name="Grid Table 7 Colorful Accent 4" w:uiPriority="52"/>
+    <w:lsdException w:name="Grid Table 1 Light Accent 5" w:uiPriority="46"/>
+    <w:lsdException w:name="Grid Table 2 Accent 5" w:uiPriority="47"/>
+    <w:lsdException w:name="Grid Table 3 Accent 5" w:uiPriority="48"/>
+    <w:lsdException w:name="Grid Table 4 Accent 5" w:uiPriority="49"/>
+    <w:lsdException w:name="Grid Table 5 Dark Accent 5" w:uiPriority="50"/>
+    <w:lsdException w:name="Grid Table 6 Colorful Accent 5" w:uiPriority="51"/>
+    <w:lsdException w:name="Grid Table 7 Colorful Accent 5" w:uiPriority="52"/>
+    <w:lsdException w:name="Grid Table 1 Light Accent 6" w:uiPriority="46"/>
+    <w:lsdException w:name="Grid Table 2 Accent 6" w:uiPriority="47"/>
+    <w:lsdException w:name="Grid Table 3 Accent 6" w:uiPriority="48"/>
+    <w:lsdException w:name="Grid Table 4 Accent 6" w:uiPriority="49"/>
+    <w:lsdException w:name="Grid Table 5 Dark Accent 6" w:uiPriority="50"/>
+    <w:lsdException w:name="Grid Table 6 Colorful Accent 6" w:uiPriority="51"/>
+    <w:lsdException w:name="Grid Table 7 Colorful Accent 6" w:uiPriority="52"/>
+    <w:lsdException w:name="List Table 1 Light" w:uiPriority="46"/>
+    <w:lsdException w:name="List Table 2" w:uiPriority="47"/>
+    <w:lsdException w:name="List Table 3" w:uiPriority="48"/>
+    <w:lsdException w:name="List Table 4" w:uiPriority="49"/>
+    <w:lsdException w:name="List Table 5 Dark" w:uiPriority="50"/>
+    <w:lsdException w:name="List Table 6 Colorful" w:uiPriority="51"/>
+    <w:lsdException w:name="List Table 7 Colorful" w:uiPriority="52"/>
+    <w:lsdException w:name="List Table 1 Light Accent 1" w:uiPriority="46"/>
+    <w:lsdException w:name="List Table 2 Accent 1" w:uiPriority="47"/>
+    <w:lsdException w:name="List Table 3 Accent 1" w:uiPriority="48"/>
+    <w:lsdException w:name="List Table 4 Accent 1" w:uiPriority="49"/>
+    <w:lsdException w:name="List Table 5 Dark Accent 1" w:uiPriority="50"/>
+    <w:lsdException w:name="List Table 6 Colorful Accent 1" w:uiPriority="51"/>
+    <w:lsdException w:name="List Table 7 Colorful Accent 1" w:uiPriority="52"/>
+    <w:lsdException w:name="List Table 1 Light Accent 2" w:uiPriority="46"/>
+    <w:lsdException w:name="List Table 2 Accent 2" w:uiPriority="47"/>
+    <w:lsdException w:name="List Table 3 Accent 2" w:uiPriority="48"/>
+    <w:lsdException w:name="List Table 4 Accent 2" w:uiPriority="49"/>
+    <w:lsdException w:name="List Table 5 Dark Accent 2" w:uiPriority="50"/>
+    <w:lsdException w:name="List Table 6 Colorful Accent 2" w:uiPriority="51"/>
+    <w:lsdException w:name="List Table 7 Colorful Accent 2" w:uiPriority="52"/>
+    <w:lsdException w:name="List Table 1 Light Accent 3" w:uiPriority="46"/>
+    <w:lsdException w:name="List Table 2 Accent 3" w:uiPriority="47"/>
+    <w:lsdException w:name="List Table 3 Accent 3" w:uiPriority="48"/>
+    <w:lsdException w:name="List Table 4 Accent 3" w:uiPriority="49"/>
+    <w:lsdException w:name="List Table 5 Dark Accent 3" w:uiPriority="50"/>
+    <w:lsdException w:name="List Table 6 Colorful Accent 3" w:uiPriority="51"/>
+    <w:lsdException w:name="List Table 7 Colorful Accent 3" w:uiPriority="52"/>
+    <w:lsdException w:name="List Table 1 Light Accent 4" w:uiPriority="46"/>
+    <w:lsdException w:name="List Table 2 Accent 4" w:uiPriority="47"/>
+    <w:lsdException w:name="List Table 3 Accent 4" w:uiPriority="48"/>
+    <w:lsdException w:name="List Table 4 Accent 4" w:uiPriority="49"/>
+    <w:lsdException w:name="List Table 5 Dark Accent 4" w:uiPriority="50"/>
+    <w:lsdException w:name="List Table 6 Colorful Accent 4" w:uiPriority="51"/>
+    <w:lsdException w:name="List Table 7 Colorful Accent 4" w:uiPriority="52"/>
+    <w:lsdException w:name="List Table 1 Light Accent 5" w:uiPriority="46"/>
+    <w:lsdException w:name="List Table 2 Accent 5" w:uiPriority="47"/>
+    <w:lsdException w:name="List Table 3 Accent 5" w:uiPriority="48"/>
+    <w:lsdException w:name="List Table 4 Accent 5" w:uiPriority="49"/>
+    <w:lsdException w:name="List Table 5 Dark Accent 5" w:uiPriority="50"/>
+    <w:lsdException w:name="List Table 6 Colorful Accent 5" w:uiPriority="51"/>
+    <w:lsdException w:name="List Table 7 Colorful Accent 5" w:uiPriority="52"/>
+    <w:lsdException w:name="List Table 1 Light Accent 6" w:uiPriority="46"/>
+    <w:lsdException w:name="List Table 2 Accent 6" w:uiPriority="47"/>
+    <w:lsdException w:name="List Table 3 Accent 6" w:uiPriority="48"/>
+    <w:lsdException w:name="List Table 4 Accent 6" w:uiPriority="49"/>
+    <w:lsdException w:name="List Table 5 Dark Accent 6" w:uiPriority="50"/>
+    <w:lsdException w:name="List Table 6 Colorful Accent 6" w:uiPriority="51"/>
+    <w:lsdException w:name="List Table 7 Colorful Accent 6" w:uiPriority="52"/>
+    <w:lsdException w:name="Mention" w:semiHidden="1" w:unhideWhenUsed="1"/>
+    <w:lsdException w:name="Smart Hyperlink" w:semiHidden="1" w:unhideWhenUsed="1"/>
+    <w:lsdException w:name="Hashtag" w:semiHidden="1" w:unhideWhenUsed="1"/>
+    <w:lsdException w:name="Unresolved Mention" w:semiHidden="1" w:unhideWhenUsed="1"/>
+    <w:lsdException w:name="Smart Link" w:semiHidden="1" w:unhideWhenUsed="1"/>
   </w:latentStyles>
   <w:style w:type="paragraph" w:default="1" w:styleId="Normal">
     <w:name w:val="Normal"/>
     <w:qFormat/>
-    <w:rsid w:val="00C20FD8"/>
+    <w:rsid w:val="00404372"/>
+    <w:pPr>
+      <w:spacing w:after="240" w:line="276" w:lineRule="auto"/>
+    </w:pPr>
+    <w:rPr>
+      <w:rFonts w:cstheme="minorHAnsi"/>
+      <w:sz w:val="28"/>
+      <w:szCs w:val="28"/>
+    </w:rPr>
+  </w:style>
+  <w:style w:type="paragraph" w:styleId="Heading1">
+    <w:name w:val="heading 1"/>
+    <w:basedOn w:val="NoSpacing"/>
+    <w:next w:val="Normal"/>
+    <w:link w:val="Heading1Char"/>
+    <w:qFormat/>
+    <w:rsid w:val="00404372"/>
+    <w:pPr>
+      <w:keepNext/>
+      <w:spacing w:before="240" w:after="60"/>
+      <w:outlineLvl w:val="0"/>
+    </w:pPr>
+    <w:rPr>
+      <w:rFonts w:eastAsiaTheme="majorEastAsia"/>
+      <w:b/>
+      <w:kern w:val="28"/>
+      <w:sz w:val="56"/>
+    </w:rPr>
+  </w:style>
+  <w:style w:type="paragraph" w:styleId="Heading2">
+    <w:name w:val="heading 2"/>
+    <w:basedOn w:val="Heading1"/>
+    <w:next w:val="Normal"/>
+    <w:link w:val="Heading2Char"/>
+    <w:qFormat/>
+    <w:rsid w:val="00404372"/>
+    <w:pPr>
+      <w:numPr>
+        <w:ilvl w:val="1"/>
+        <w:numId w:val="7"/>
+      </w:numPr>
+      <w:outlineLvl w:val="1"/>
+    </w:pPr>
+    <w:rPr>
+      <w:rFonts w:asciiTheme="majorHAnsi" w:hAnsiTheme="majorHAnsi"/>
+      <w:sz w:val="48"/>
+      <w:szCs w:val="48"/>
+    </w:rPr>
+  </w:style>
+  <w:style w:type="paragraph" w:styleId="Heading3">
+    <w:name w:val="heading 3"/>
+    <w:basedOn w:val="Heading2"/>
+    <w:next w:val="Normal"/>
+    <w:link w:val="Heading3Char"/>
+    <w:qFormat/>
+    <w:rsid w:val="00404372"/>
+    <w:pPr>
+      <w:outlineLvl w:val="2"/>
+    </w:pPr>
+    <w:rPr>
+      <w:sz w:val="40"/>
+    </w:rPr>
+  </w:style>
+  <w:style w:type="paragraph" w:styleId="Heading4">
+    <w:name w:val="heading 4"/>
+    <w:basedOn w:val="Heading3"/>
+    <w:next w:val="Normal"/>
+    <w:link w:val="Heading4Char"/>
+    <w:qFormat/>
+    <w:rsid w:val="00404372"/>
+    <w:pPr>
+      <w:numPr>
+        <w:ilvl w:val="3"/>
+      </w:numPr>
+      <w:outlineLvl w:val="3"/>
+    </w:pPr>
+    <w:rPr>
+      <w:sz w:val="32"/>
+    </w:rPr>
+  </w:style>
+  <w:style w:type="paragraph" w:styleId="Heading5">
+    <w:name w:val="heading 5"/>
+    <w:basedOn w:val="Heading4"/>
+    <w:next w:val="Normal"/>
+    <w:link w:val="Heading5Char"/>
+    <w:qFormat/>
+    <w:rsid w:val="00404372"/>
+    <w:pPr>
+      <w:numPr>
+        <w:ilvl w:val="4"/>
+      </w:numPr>
+      <w:outlineLvl w:val="4"/>
+    </w:pPr>
+    <w:rPr>
+      <w:sz w:val="28"/>
+    </w:rPr>
+  </w:style>
+  <w:style w:type="paragraph" w:styleId="Heading6">
+    <w:name w:val="heading 6"/>
+    <w:basedOn w:val="Heading5"/>
+    <w:next w:val="Normal"/>
+    <w:link w:val="Heading6Char"/>
+    <w:qFormat/>
+    <w:rsid w:val="00404372"/>
+    <w:pPr>
+      <w:numPr>
+        <w:ilvl w:val="5"/>
+      </w:numPr>
+      <w:outlineLvl w:val="5"/>
+    </w:pPr>
+    <w:rPr>
+      <w:bCs/>
+      <w:sz w:val="24"/>
+      <w:szCs w:val="24"/>
+      <w:u w:val="single"/>
+    </w:rPr>
+  </w:style>
+  <w:style w:type="paragraph" w:styleId="Heading7">
+    <w:name w:val="heading 7"/>
+    <w:basedOn w:val="Heading6"/>
+    <w:next w:val="Normal"/>
+    <w:link w:val="Heading7Char"/>
+    <w:qFormat/>
+    <w:rsid w:val="00404372"/>
+    <w:pPr>
+      <w:keepNext w:val="0"/>
+      <w:numPr>
+        <w:ilvl w:val="0"/>
+        <w:numId w:val="0"/>
+      </w:numPr>
+      <w:outlineLvl w:val="6"/>
+    </w:pPr>
+    <w:rPr>
+      <w:b w:val="0"/>
+      <w:kern w:val="0"/>
+    </w:rPr>
+  </w:style>
+  <w:style w:type="paragraph" w:styleId="Heading8">
+    <w:name w:val="heading 8"/>
+    <w:basedOn w:val="Heading6"/>
+    <w:next w:val="Normal"/>
+    <w:link w:val="Heading8Char"/>
+    <w:qFormat/>
+    <w:rsid w:val="00404372"/>
+    <w:pPr>
+      <w:outlineLvl w:val="7"/>
+    </w:pPr>
+    <w:rPr>
+      <w:i/>
+      <w:iCs/>
+      <w:u w:val="none"/>
+    </w:rPr>
+  </w:style>
+  <w:style w:type="paragraph" w:styleId="Heading9">
+    <w:name w:val="heading 9"/>
+    <w:basedOn w:val="Heading8"/>
+    <w:next w:val="Normal"/>
+    <w:link w:val="Heading9Char"/>
+    <w:qFormat/>
+    <w:rsid w:val="00404372"/>
+    <w:pPr>
+      <w:outlineLvl w:val="8"/>
+    </w:pPr>
+    <w:rPr>
+      <w:b w:val="0"/>
+      <w:bCs w:val="0"/>
+    </w:rPr>
   </w:style>
   <w:style w:type="character" w:default="1" w:styleId="DefaultParagraphFont">
     <w:name w:val="Default Paragraph Font"/>
@@ -1430,7 +1928,6 @@
     <w:uiPriority w:val="99"/>
     <w:semiHidden/>
     <w:unhideWhenUsed/>
-    <w:qFormat/>
     <w:tblPr>
       <w:tblInd w:w="0" w:type="dxa"/>
       <w:tblCellMar>
@@ -1465,6 +1962,505 @@
       <w:rFonts w:ascii="AvantGarde Bk BT" w:eastAsia="Times New Roman" w:hAnsi="AvantGarde Bk BT" w:cs="Times New Roman"/>
       <w:sz w:val="16"/>
       <w:szCs w:val="20"/>
+    </w:rPr>
+  </w:style>
+  <w:style w:type="paragraph" w:customStyle="1" w:styleId="Subheading1">
+    <w:name w:val="Subheading 1"/>
+    <w:basedOn w:val="Heading1"/>
+    <w:next w:val="Normal"/>
+    <w:link w:val="Subheading1Char"/>
+    <w:qFormat/>
+    <w:rsid w:val="00404372"/>
+    <w:pPr>
+      <w:spacing w:before="0" w:after="0" w:line="240" w:lineRule="auto"/>
+      <w:contextualSpacing/>
+    </w:pPr>
+    <w:rPr>
+      <w:rFonts w:asciiTheme="majorHAnsi" w:eastAsiaTheme="minorHAnsi" w:hAnsiTheme="majorHAnsi"/>
+      <w:sz w:val="48"/>
+      <w:szCs w:val="48"/>
+      <w:vertAlign w:val="superscript"/>
+    </w:rPr>
+  </w:style>
+  <w:style w:type="character" w:customStyle="1" w:styleId="Subheading1Char">
+    <w:name w:val="Subheading 1 Char"/>
+    <w:basedOn w:val="DefaultParagraphFont"/>
+    <w:link w:val="Subheading1"/>
+    <w:rsid w:val="00404372"/>
+    <w:rPr>
+      <w:rFonts w:asciiTheme="majorHAnsi" w:hAnsiTheme="majorHAnsi" w:cstheme="minorHAnsi"/>
+      <w:b/>
+      <w:kern w:val="28"/>
+      <w:sz w:val="48"/>
+      <w:szCs w:val="48"/>
+      <w:vertAlign w:val="superscript"/>
+    </w:rPr>
+  </w:style>
+  <w:style w:type="character" w:customStyle="1" w:styleId="Heading1Char">
+    <w:name w:val="Heading 1 Char"/>
+    <w:basedOn w:val="DefaultParagraphFont"/>
+    <w:link w:val="Heading1"/>
+    <w:rsid w:val="00404372"/>
+    <w:rPr>
+      <w:rFonts w:eastAsiaTheme="majorEastAsia" w:cstheme="minorHAnsi"/>
+      <w:b/>
+      <w:kern w:val="28"/>
+      <w:sz w:val="56"/>
+      <w:szCs w:val="28"/>
+    </w:rPr>
+  </w:style>
+  <w:style w:type="paragraph" w:customStyle="1" w:styleId="Subheading2">
+    <w:name w:val="Subheading 2"/>
+    <w:basedOn w:val="Subheading1"/>
+    <w:next w:val="Normal"/>
+    <w:link w:val="Subheading2Char"/>
+    <w:qFormat/>
+    <w:rsid w:val="00404372"/>
+  </w:style>
+  <w:style w:type="character" w:customStyle="1" w:styleId="Subheading2Char">
+    <w:name w:val="Subheading 2 Char"/>
+    <w:basedOn w:val="Subheading1Char"/>
+    <w:link w:val="Subheading2"/>
+    <w:rsid w:val="00404372"/>
+    <w:rPr>
+      <w:rFonts w:asciiTheme="majorHAnsi" w:hAnsiTheme="majorHAnsi" w:cstheme="minorHAnsi"/>
+      <w:b/>
+      <w:kern w:val="28"/>
+      <w:sz w:val="48"/>
+      <w:szCs w:val="48"/>
+      <w:vertAlign w:val="superscript"/>
+    </w:rPr>
+  </w:style>
+  <w:style w:type="paragraph" w:customStyle="1" w:styleId="Subheading3">
+    <w:name w:val="Subheading 3"/>
+    <w:basedOn w:val="Subheading2"/>
+    <w:next w:val="Normal"/>
+    <w:link w:val="Subheading3Char"/>
+    <w:qFormat/>
+    <w:rsid w:val="00404372"/>
+    <w:rPr>
+      <w:sz w:val="40"/>
+      <w:szCs w:val="40"/>
+    </w:rPr>
+  </w:style>
+  <w:style w:type="character" w:customStyle="1" w:styleId="Subheading3Char">
+    <w:name w:val="Subheading 3 Char"/>
+    <w:basedOn w:val="Subheading2Char"/>
+    <w:link w:val="Subheading3"/>
+    <w:rsid w:val="00404372"/>
+    <w:rPr>
+      <w:rFonts w:asciiTheme="majorHAnsi" w:hAnsiTheme="majorHAnsi" w:cstheme="minorHAnsi"/>
+      <w:b/>
+      <w:kern w:val="28"/>
+      <w:sz w:val="40"/>
+      <w:szCs w:val="40"/>
+      <w:vertAlign w:val="superscript"/>
+    </w:rPr>
+  </w:style>
+  <w:style w:type="paragraph" w:customStyle="1" w:styleId="Suptitle">
+    <w:name w:val="Suptitle"/>
+    <w:basedOn w:val="Subtitle"/>
+    <w:link w:val="SuptitleChar"/>
+    <w:qFormat/>
+    <w:rsid w:val="00404372"/>
+    <w:pPr>
+      <w:spacing w:before="240" w:line="240" w:lineRule="auto"/>
+    </w:pPr>
+    <w:rPr>
+      <w:vertAlign w:val="subscript"/>
+    </w:rPr>
+  </w:style>
+  <w:style w:type="character" w:customStyle="1" w:styleId="SuptitleChar">
+    <w:name w:val="Suptitle Char"/>
+    <w:basedOn w:val="SubtitleChar"/>
+    <w:link w:val="Suptitle"/>
+    <w:rsid w:val="00404372"/>
+    <w:rPr>
+      <w:rFonts w:asciiTheme="majorHAnsi" w:eastAsiaTheme="majorEastAsia" w:hAnsiTheme="majorHAnsi" w:cstheme="majorBidi"/>
+      <w:color w:val="7F7F7F" w:themeColor="text1" w:themeTint="80"/>
+      <w:spacing w:val="-10"/>
+      <w:kern w:val="28"/>
+      <w:sz w:val="72"/>
+      <w:szCs w:val="72"/>
+      <w:vertAlign w:val="subscript"/>
+    </w:rPr>
+  </w:style>
+  <w:style w:type="paragraph" w:styleId="Subtitle">
+    <w:name w:val="Subtitle"/>
+    <w:basedOn w:val="Title"/>
+    <w:next w:val="Normal"/>
+    <w:link w:val="SubtitleChar"/>
+    <w:uiPriority w:val="11"/>
+    <w:qFormat/>
+    <w:rsid w:val="00404372"/>
+    <w:rPr>
+      <w:b w:val="0"/>
+      <w:bCs w:val="0"/>
+      <w:color w:val="7F7F7F" w:themeColor="text1" w:themeTint="80"/>
+      <w:vertAlign w:val="superscript"/>
+    </w:rPr>
+  </w:style>
+  <w:style w:type="character" w:customStyle="1" w:styleId="SubtitleChar">
+    <w:name w:val="Subtitle Char"/>
+    <w:basedOn w:val="DefaultParagraphFont"/>
+    <w:link w:val="Subtitle"/>
+    <w:uiPriority w:val="11"/>
+    <w:rsid w:val="00404372"/>
+    <w:rPr>
+      <w:rFonts w:asciiTheme="majorHAnsi" w:eastAsiaTheme="majorEastAsia" w:hAnsiTheme="majorHAnsi" w:cstheme="majorBidi"/>
+      <w:color w:val="7F7F7F" w:themeColor="text1" w:themeTint="80"/>
+      <w:spacing w:val="-10"/>
+      <w:kern w:val="28"/>
+      <w:sz w:val="72"/>
+      <w:szCs w:val="72"/>
+      <w:vertAlign w:val="superscript"/>
+    </w:rPr>
+  </w:style>
+  <w:style w:type="paragraph" w:styleId="NoSpacing">
+    <w:name w:val="No Spacing"/>
+    <w:basedOn w:val="Normal"/>
+    <w:uiPriority w:val="1"/>
+    <w:qFormat/>
+    <w:rsid w:val="00404372"/>
+    <w:pPr>
+      <w:spacing w:after="0"/>
+    </w:pPr>
+  </w:style>
+  <w:style w:type="character" w:customStyle="1" w:styleId="Heading2Char">
+    <w:name w:val="Heading 2 Char"/>
+    <w:basedOn w:val="DefaultParagraphFont"/>
+    <w:link w:val="Heading2"/>
+    <w:rsid w:val="00404372"/>
+    <w:rPr>
+      <w:rFonts w:asciiTheme="majorHAnsi" w:eastAsiaTheme="majorEastAsia" w:hAnsiTheme="majorHAnsi" w:cstheme="minorHAnsi"/>
+      <w:b/>
+      <w:kern w:val="28"/>
+      <w:sz w:val="48"/>
+      <w:szCs w:val="48"/>
+    </w:rPr>
+  </w:style>
+  <w:style w:type="character" w:customStyle="1" w:styleId="Heading3Char">
+    <w:name w:val="Heading 3 Char"/>
+    <w:basedOn w:val="DefaultParagraphFont"/>
+    <w:link w:val="Heading3"/>
+    <w:rsid w:val="00404372"/>
+    <w:rPr>
+      <w:rFonts w:asciiTheme="majorHAnsi" w:eastAsiaTheme="majorEastAsia" w:hAnsiTheme="majorHAnsi" w:cstheme="minorHAnsi"/>
+      <w:b/>
+      <w:kern w:val="28"/>
+      <w:sz w:val="40"/>
+      <w:szCs w:val="48"/>
+    </w:rPr>
+  </w:style>
+  <w:style w:type="character" w:customStyle="1" w:styleId="Heading4Char">
+    <w:name w:val="Heading 4 Char"/>
+    <w:basedOn w:val="DefaultParagraphFont"/>
+    <w:link w:val="Heading4"/>
+    <w:rsid w:val="00404372"/>
+    <w:rPr>
+      <w:rFonts w:asciiTheme="majorHAnsi" w:eastAsiaTheme="majorEastAsia" w:hAnsiTheme="majorHAnsi" w:cstheme="minorHAnsi"/>
+      <w:b/>
+      <w:kern w:val="28"/>
+      <w:sz w:val="32"/>
+      <w:szCs w:val="48"/>
+    </w:rPr>
+  </w:style>
+  <w:style w:type="character" w:customStyle="1" w:styleId="Heading5Char">
+    <w:name w:val="Heading 5 Char"/>
+    <w:basedOn w:val="DefaultParagraphFont"/>
+    <w:link w:val="Heading5"/>
+    <w:rsid w:val="00404372"/>
+    <w:rPr>
+      <w:rFonts w:asciiTheme="majorHAnsi" w:eastAsiaTheme="majorEastAsia" w:hAnsiTheme="majorHAnsi" w:cstheme="minorHAnsi"/>
+      <w:b/>
+      <w:kern w:val="28"/>
+      <w:sz w:val="28"/>
+      <w:szCs w:val="48"/>
+    </w:rPr>
+  </w:style>
+  <w:style w:type="character" w:customStyle="1" w:styleId="Heading6Char">
+    <w:name w:val="Heading 6 Char"/>
+    <w:basedOn w:val="DefaultParagraphFont"/>
+    <w:link w:val="Heading6"/>
+    <w:rsid w:val="00404372"/>
+    <w:rPr>
+      <w:rFonts w:asciiTheme="majorHAnsi" w:eastAsiaTheme="majorEastAsia" w:hAnsiTheme="majorHAnsi" w:cstheme="minorHAnsi"/>
+      <w:b/>
+      <w:bCs/>
+      <w:kern w:val="28"/>
+      <w:sz w:val="24"/>
+      <w:szCs w:val="24"/>
+      <w:u w:val="single"/>
+    </w:rPr>
+  </w:style>
+  <w:style w:type="character" w:customStyle="1" w:styleId="Heading7Char">
+    <w:name w:val="Heading 7 Char"/>
+    <w:basedOn w:val="DefaultParagraphFont"/>
+    <w:link w:val="Heading7"/>
+    <w:rsid w:val="00404372"/>
+    <w:rPr>
+      <w:rFonts w:asciiTheme="majorHAnsi" w:eastAsiaTheme="majorEastAsia" w:hAnsiTheme="majorHAnsi" w:cstheme="minorHAnsi"/>
+      <w:bCs/>
+      <w:sz w:val="24"/>
+      <w:szCs w:val="24"/>
+      <w:u w:val="single"/>
+    </w:rPr>
+  </w:style>
+  <w:style w:type="character" w:customStyle="1" w:styleId="Heading8Char">
+    <w:name w:val="Heading 8 Char"/>
+    <w:basedOn w:val="DefaultParagraphFont"/>
+    <w:link w:val="Heading8"/>
+    <w:rsid w:val="00404372"/>
+    <w:rPr>
+      <w:rFonts w:asciiTheme="majorHAnsi" w:eastAsiaTheme="majorEastAsia" w:hAnsiTheme="majorHAnsi" w:cstheme="minorHAnsi"/>
+      <w:b/>
+      <w:bCs/>
+      <w:i/>
+      <w:iCs/>
+      <w:kern w:val="28"/>
+      <w:sz w:val="24"/>
+      <w:szCs w:val="24"/>
+    </w:rPr>
+  </w:style>
+  <w:style w:type="character" w:customStyle="1" w:styleId="Heading9Char">
+    <w:name w:val="Heading 9 Char"/>
+    <w:basedOn w:val="DefaultParagraphFont"/>
+    <w:link w:val="Heading9"/>
+    <w:rsid w:val="00404372"/>
+    <w:rPr>
+      <w:rFonts w:asciiTheme="majorHAnsi" w:eastAsiaTheme="majorEastAsia" w:hAnsiTheme="majorHAnsi" w:cstheme="minorHAnsi"/>
+      <w:i/>
+      <w:iCs/>
+      <w:kern w:val="28"/>
+      <w:sz w:val="24"/>
+      <w:szCs w:val="24"/>
+    </w:rPr>
+  </w:style>
+  <w:style w:type="paragraph" w:styleId="Caption">
+    <w:name w:val="caption"/>
+    <w:basedOn w:val="Normal"/>
+    <w:next w:val="Normal"/>
+    <w:uiPriority w:val="35"/>
+    <w:semiHidden/>
+    <w:unhideWhenUsed/>
+    <w:qFormat/>
+    <w:rsid w:val="00404372"/>
+    <w:pPr>
+      <w:spacing w:after="200"/>
+    </w:pPr>
+    <w:rPr>
+      <w:rFonts w:eastAsia="Times New Roman"/>
+      <w:i/>
+      <w:iCs/>
+      <w:color w:val="1F497D" w:themeColor="text2"/>
+      <w:szCs w:val="18"/>
+    </w:rPr>
+  </w:style>
+  <w:style w:type="paragraph" w:styleId="Title">
+    <w:name w:val="Title"/>
+    <w:basedOn w:val="NoSpacing"/>
+    <w:next w:val="Normal"/>
+    <w:link w:val="TitleChar"/>
+    <w:uiPriority w:val="10"/>
+    <w:qFormat/>
+    <w:rsid w:val="00404372"/>
+    <w:rPr>
+      <w:rFonts w:asciiTheme="majorHAnsi" w:eastAsiaTheme="majorEastAsia" w:hAnsiTheme="majorHAnsi" w:cstheme="majorBidi"/>
+      <w:b/>
+      <w:bCs/>
+      <w:spacing w:val="-10"/>
+      <w:kern w:val="28"/>
+      <w:sz w:val="72"/>
+      <w:szCs w:val="72"/>
+    </w:rPr>
+  </w:style>
+  <w:style w:type="character" w:customStyle="1" w:styleId="TitleChar">
+    <w:name w:val="Title Char"/>
+    <w:basedOn w:val="DefaultParagraphFont"/>
+    <w:link w:val="Title"/>
+    <w:uiPriority w:val="10"/>
+    <w:rsid w:val="00404372"/>
+    <w:rPr>
+      <w:rFonts w:asciiTheme="majorHAnsi" w:eastAsiaTheme="majorEastAsia" w:hAnsiTheme="majorHAnsi" w:cstheme="majorBidi"/>
+      <w:b/>
+      <w:bCs/>
+      <w:spacing w:val="-10"/>
+      <w:kern w:val="28"/>
+      <w:sz w:val="72"/>
+      <w:szCs w:val="72"/>
+    </w:rPr>
+  </w:style>
+  <w:style w:type="character" w:styleId="Strong">
+    <w:name w:val="Strong"/>
+    <w:uiPriority w:val="22"/>
+    <w:qFormat/>
+    <w:rsid w:val="00404372"/>
+    <w:rPr>
+      <w:b/>
+      <w:bCs/>
+    </w:rPr>
+  </w:style>
+  <w:style w:type="character" w:styleId="Emphasis">
+    <w:name w:val="Emphasis"/>
+    <w:uiPriority w:val="20"/>
+    <w:qFormat/>
+    <w:rsid w:val="00404372"/>
+    <w:rPr>
+      <w:rFonts w:asciiTheme="minorHAnsi" w:hAnsiTheme="minorHAnsi" w:cstheme="minorHAnsi"/>
+      <w:i/>
+      <w:iCs/>
+      <w:sz w:val="28"/>
+      <w:szCs w:val="28"/>
+    </w:rPr>
+  </w:style>
+  <w:style w:type="paragraph" w:styleId="ListParagraph">
+    <w:name w:val="List Paragraph"/>
+    <w:basedOn w:val="Normal"/>
+    <w:uiPriority w:val="34"/>
+    <w:qFormat/>
+    <w:rsid w:val="00404372"/>
+    <w:pPr>
+      <w:ind w:left="720"/>
+      <w:contextualSpacing/>
+    </w:pPr>
+    <w:rPr>
+      <w:rFonts w:eastAsia="Times New Roman"/>
+    </w:rPr>
+  </w:style>
+  <w:style w:type="paragraph" w:styleId="Quote">
+    <w:name w:val="Quote"/>
+    <w:basedOn w:val="Normal"/>
+    <w:next w:val="Normal"/>
+    <w:link w:val="QuoteChar"/>
+    <w:uiPriority w:val="29"/>
+    <w:qFormat/>
+    <w:rsid w:val="00404372"/>
+    <w:pPr>
+      <w:keepLines/>
+      <w:pageBreakBefore/>
+      <w:pBdr>
+        <w:left w:val="single" w:sz="4" w:space="7" w:color="auto"/>
+      </w:pBdr>
+      <w:spacing w:before="120" w:after="120"/>
+      <w:ind w:left="360"/>
+      <w:contextualSpacing/>
+      <w:mirrorIndents/>
+    </w:pPr>
+  </w:style>
+  <w:style w:type="character" w:customStyle="1" w:styleId="QuoteChar">
+    <w:name w:val="Quote Char"/>
+    <w:basedOn w:val="DefaultParagraphFont"/>
+    <w:link w:val="Quote"/>
+    <w:uiPriority w:val="29"/>
+    <w:rsid w:val="00404372"/>
+    <w:rPr>
+      <w:rFonts w:cstheme="minorHAnsi"/>
+      <w:sz w:val="28"/>
+      <w:szCs w:val="28"/>
+    </w:rPr>
+  </w:style>
+  <w:style w:type="paragraph" w:styleId="IntenseQuote">
+    <w:name w:val="Intense Quote"/>
+    <w:basedOn w:val="Quote"/>
+    <w:next w:val="Normal"/>
+    <w:link w:val="IntenseQuoteChar"/>
+    <w:uiPriority w:val="30"/>
+    <w:qFormat/>
+    <w:rsid w:val="00404372"/>
+    <w:pPr>
+      <w:pBdr>
+        <w:left w:val="single" w:sz="18" w:space="7" w:color="auto"/>
+      </w:pBdr>
+    </w:pPr>
+    <w:rPr>
+      <w:b/>
+      <w:bCs/>
+    </w:rPr>
+  </w:style>
+  <w:style w:type="character" w:customStyle="1" w:styleId="IntenseQuoteChar">
+    <w:name w:val="Intense Quote Char"/>
+    <w:basedOn w:val="DefaultParagraphFont"/>
+    <w:link w:val="IntenseQuote"/>
+    <w:uiPriority w:val="30"/>
+    <w:rsid w:val="00404372"/>
+    <w:rPr>
+      <w:rFonts w:cstheme="minorHAnsi"/>
+      <w:b/>
+      <w:bCs/>
+      <w:sz w:val="28"/>
+      <w:szCs w:val="28"/>
+    </w:rPr>
+  </w:style>
+  <w:style w:type="character" w:styleId="SubtleEmphasis">
+    <w:name w:val="Subtle Emphasis"/>
+    <w:basedOn w:val="Emphasis"/>
+    <w:uiPriority w:val="19"/>
+    <w:qFormat/>
+    <w:rsid w:val="00404372"/>
+    <w:rPr>
+      <w:rFonts w:asciiTheme="minorHAnsi" w:hAnsiTheme="minorHAnsi" w:cs="Calibri Light"/>
+      <w:i/>
+      <w:iCs/>
+      <w:color w:val="7F7F7F" w:themeColor="text1" w:themeTint="80"/>
+      <w:sz w:val="28"/>
+      <w:szCs w:val="28"/>
+    </w:rPr>
+  </w:style>
+  <w:style w:type="character" w:styleId="IntenseEmphasis">
+    <w:name w:val="Intense Emphasis"/>
+    <w:basedOn w:val="Emphasis"/>
+    <w:uiPriority w:val="21"/>
+    <w:qFormat/>
+    <w:rsid w:val="00404372"/>
+    <w:rPr>
+      <w:rFonts w:asciiTheme="minorHAnsi" w:hAnsiTheme="minorHAnsi" w:cstheme="minorHAnsi"/>
+      <w:b/>
+      <w:bCs/>
+      <w:i/>
+      <w:iCs/>
+      <w:sz w:val="28"/>
+      <w:szCs w:val="28"/>
+    </w:rPr>
+  </w:style>
+  <w:style w:type="character" w:styleId="SubtleReference">
+    <w:name w:val="Subtle Reference"/>
+    <w:uiPriority w:val="31"/>
+    <w:qFormat/>
+    <w:rsid w:val="00404372"/>
+    <w:rPr>
+      <w:caps/>
+      <w:color w:val="7F7F7F" w:themeColor="text1" w:themeTint="80"/>
+      <w:sz w:val="22"/>
+      <w:szCs w:val="22"/>
+    </w:rPr>
+  </w:style>
+  <w:style w:type="character" w:styleId="IntenseReference">
+    <w:name w:val="Intense Reference"/>
+    <w:basedOn w:val="SubtleReference"/>
+    <w:uiPriority w:val="32"/>
+    <w:qFormat/>
+    <w:rsid w:val="00404372"/>
+    <w:rPr>
+      <w:b/>
+      <w:bCs/>
+      <w:caps/>
+      <w:color w:val="7F7F7F" w:themeColor="text1" w:themeTint="80"/>
+      <w:sz w:val="22"/>
+      <w:szCs w:val="22"/>
+    </w:rPr>
+  </w:style>
+  <w:style w:type="character" w:styleId="BookTitle">
+    <w:name w:val="Book Title"/>
+    <w:basedOn w:val="DefaultParagraphFont"/>
+    <w:uiPriority w:val="33"/>
+    <w:qFormat/>
+    <w:rsid w:val="00404372"/>
+    <w:rPr>
+      <w:b/>
+      <w:bCs/>
+      <w:i/>
+      <w:iCs/>
+      <w:spacing w:val="5"/>
     </w:rPr>
   </w:style>
 </w:styles>
